--- a/Dokumentation/Dokumentation.docx
+++ b/Dokumentation/Dokumentation.docx
@@ -2132,96 +2132,431 @@
         <w:shd w:val="clear" w:color="auto" w:fill="F0F0F0"/>
         <w:spacing w:before="80" w:after="80"/>
         <w:ind w:left="283" w:right="283"/>
-      </w:pPr>
-      <w:r>
-        <w:rPr>
-          <w:rFonts w:ascii="Courier New" w:hAnsi="Courier New"/>
-          <w:color w:val="202020"/>
-          <w:sz w:val="16"/>
-        </w:rPr>
-        <w:t xml:space="preserve">  Batterie (+) 12V</w:t>
-      </w:r>
-      <w:r>
-        <w:rPr>
-          <w:rFonts w:ascii="Courier New" w:hAnsi="Courier New"/>
-          <w:color w:val="202020"/>
-          <w:sz w:val="16"/>
-        </w:rPr>
-        <w:br/>
-        <w:t xml:space="preserve">       |</w:t>
-      </w:r>
-      <w:r>
-        <w:rPr>
-          <w:rFonts w:ascii="Courier New" w:hAnsi="Courier New"/>
-          <w:color w:val="202020"/>
-          <w:sz w:val="16"/>
-        </w:rPr>
-        <w:br/>
-        <w:t xml:space="preserve">    R1 100kOhm</w:t>
-      </w:r>
-      <w:r>
-        <w:rPr>
-          <w:rFonts w:ascii="Courier New" w:hAnsi="Courier New"/>
-          <w:color w:val="202020"/>
-          <w:sz w:val="16"/>
-        </w:rPr>
-        <w:br/>
-        <w:t xml:space="preserve">       |</w:t>
-      </w:r>
-      <w:r>
-        <w:rPr>
-          <w:rFonts w:ascii="Courier New" w:hAnsi="Courier New"/>
-          <w:color w:val="202020"/>
-          <w:sz w:val="16"/>
-        </w:rPr>
-        <w:br/>
-        <w:t xml:space="preserve">       +---------- GPIO34 (ESP32)</w:t>
-      </w:r>
-      <w:r>
-        <w:rPr>
-          <w:rFonts w:ascii="Courier New" w:hAnsi="Courier New"/>
-          <w:color w:val="202020"/>
-          <w:sz w:val="16"/>
-        </w:rPr>
-        <w:br/>
-        <w:t xml:space="preserve">       |</w:t>
-      </w:r>
-      <w:r>
-        <w:rPr>
-          <w:rFonts w:ascii="Courier New" w:hAnsi="Courier New"/>
-          <w:color w:val="202020"/>
-          <w:sz w:val="16"/>
-        </w:rPr>
-        <w:br/>
-        <w:t xml:space="preserve">    R2 27kOhm    Zener 3.3V    100nF</w:t>
-      </w:r>
-      <w:r>
-        <w:rPr>
-          <w:rFonts w:ascii="Courier New" w:hAnsi="Courier New"/>
-          <w:color w:val="202020"/>
-          <w:sz w:val="16"/>
-        </w:rPr>
-        <w:br/>
-        <w:t xml:space="preserve">       |              |           |</w:t>
-      </w:r>
-      <w:r>
-        <w:rPr>
-          <w:rFonts w:ascii="Courier New" w:hAnsi="Courier New"/>
-          <w:color w:val="202020"/>
-          <w:sz w:val="16"/>
-        </w:rPr>
-        <w:br/>
-        <w:t xml:space="preserve">      GND +-----------+-----------+</w:t>
-      </w:r>
-      <w:r>
-        <w:rPr>
-          <w:rFonts w:ascii="Courier New" w:hAnsi="Courier New"/>
-          <w:color w:val="202020"/>
-          <w:sz w:val="16"/>
-        </w:rPr>
-        <w:br/>
-        <w:t xml:space="preserve">           (gemeinsame Masse = Buck Converter GND = ESP32 GND)</w:t>
-      </w:r>
+        <w:rPr>
+          <w:rFonts w:ascii="Courier New" w:hAnsi="Courier New"/>
+          <w:color w:val="202020"/>
+          <w:sz w:val="16"/>
+        </w:rPr>
+      </w:pPr>
+    </w:p>
+    <w:p>
+      <w:pPr>
+        <w:shd w:val="clear" w:color="auto" w:fill="F0F0F0"/>
+        <w:spacing w:before="80" w:after="80"/>
+        <w:ind w:left="283" w:right="283"/>
+        <w:rPr>
+          <w:rFonts w:ascii="Courier New" w:hAnsi="Courier New"/>
+          <w:color w:val="202020"/>
+          <w:sz w:val="16"/>
+        </w:rPr>
+      </w:pPr>
+      <w:r>
+        <w:rPr>
+          <w:rFonts w:ascii="Courier New" w:hAnsi="Courier New"/>
+          <w:color w:val="202020"/>
+          <w:sz w:val="16"/>
+        </w:rPr>
+        <w:t>Batterie (+) 12V</w:t>
+      </w:r>
+    </w:p>
+    <w:p>
+      <w:pPr>
+        <w:shd w:val="clear" w:color="auto" w:fill="F0F0F0"/>
+        <w:spacing w:before="80" w:after="80"/>
+        <w:ind w:left="283" w:right="283"/>
+        <w:rPr>
+          <w:rFonts w:ascii="Courier New" w:hAnsi="Courier New"/>
+          <w:color w:val="202020"/>
+          <w:sz w:val="16"/>
+        </w:rPr>
+      </w:pPr>
+      <w:r>
+        <w:rPr>
+          <w:rFonts w:ascii="Courier New" w:hAnsi="Courier New"/>
+          <w:color w:val="202020"/>
+          <w:sz w:val="16"/>
+        </w:rPr>
+        <w:t xml:space="preserve">      |</w:t>
+      </w:r>
+    </w:p>
+    <w:p>
+      <w:pPr>
+        <w:shd w:val="clear" w:color="auto" w:fill="F0F0F0"/>
+        <w:spacing w:before="80" w:after="80"/>
+        <w:ind w:left="283" w:right="283"/>
+        <w:rPr>
+          <w:rFonts w:ascii="Courier New" w:hAnsi="Courier New"/>
+          <w:color w:val="202020"/>
+          <w:sz w:val="16"/>
+        </w:rPr>
+      </w:pPr>
+      <w:r>
+        <w:rPr>
+          <w:rFonts w:ascii="Courier New" w:hAnsi="Courier New"/>
+          <w:color w:val="202020"/>
+          <w:sz w:val="16"/>
+        </w:rPr>
+        <w:t xml:space="preserve">   [R1 100kOhm]</w:t>
+      </w:r>
+    </w:p>
+    <w:p>
+      <w:pPr>
+        <w:shd w:val="clear" w:color="auto" w:fill="F0F0F0"/>
+        <w:spacing w:before="80" w:after="80"/>
+        <w:ind w:left="283" w:right="283"/>
+        <w:rPr>
+          <w:rFonts w:ascii="Courier New" w:hAnsi="Courier New"/>
+          <w:color w:val="202020"/>
+          <w:sz w:val="16"/>
+        </w:rPr>
+      </w:pPr>
+      <w:r>
+        <w:rPr>
+          <w:rFonts w:ascii="Courier New" w:hAnsi="Courier New"/>
+          <w:color w:val="202020"/>
+          <w:sz w:val="16"/>
+        </w:rPr>
+        <w:t xml:space="preserve">      |</w:t>
+      </w:r>
+    </w:p>
+    <w:p>
+      <w:pPr>
+        <w:shd w:val="clear" w:color="auto" w:fill="F0F0F0"/>
+        <w:spacing w:before="80" w:after="80"/>
+        <w:ind w:left="283" w:right="283"/>
+        <w:rPr>
+          <w:rFonts w:ascii="Courier New" w:hAnsi="Courier New" w:hint="eastAsia"/>
+          <w:color w:val="202020"/>
+          <w:sz w:val="16"/>
+        </w:rPr>
+      </w:pPr>
+      <w:r>
+        <w:rPr>
+          <w:rFonts w:ascii="Courier New" w:hAnsi="Courier New" w:hint="eastAsia"/>
+          <w:color w:val="202020"/>
+          <w:sz w:val="16"/>
+        </w:rPr>
+        <w:t xml:space="preserve">      +</w:t>
+      </w:r>
+      <w:r>
+        <w:rPr>
+          <w:rFonts w:ascii="Courier New" w:hAnsi="Courier New" w:hint="eastAsia"/>
+          <w:color w:val="202020"/>
+          <w:sz w:val="16"/>
+        </w:rPr>
+        <w:t>────────────────────────</w:t>
+      </w:r>
+      <w:r>
+        <w:rPr>
+          <w:rFonts w:ascii="Courier New" w:hAnsi="Courier New" w:hint="eastAsia"/>
+          <w:color w:val="202020"/>
+          <w:sz w:val="16"/>
+        </w:rPr>
+        <w:t xml:space="preserve"> GPIO34 (ESP32)</w:t>
+      </w:r>
+    </w:p>
+    <w:p>
+      <w:pPr>
+        <w:shd w:val="clear" w:color="auto" w:fill="F0F0F0"/>
+        <w:spacing w:before="80" w:after="80"/>
+        <w:ind w:left="283" w:right="283"/>
+        <w:rPr>
+          <w:rFonts w:ascii="Courier New" w:hAnsi="Courier New"/>
+          <w:color w:val="202020"/>
+          <w:sz w:val="16"/>
+          <w:lang w:val="de-DE"/>
+        </w:rPr>
+      </w:pPr>
+      <w:r>
+        <w:rPr>
+          <w:rFonts w:ascii="Courier New" w:hAnsi="Courier New"/>
+          <w:color w:val="202020"/>
+          <w:sz w:val="16"/>
+        </w:rPr>
+        <w:t xml:space="preserve">      </w:t>
+      </w:r>
+      <w:r>
+        <w:rPr>
+          <w:rFonts w:ascii="Courier New" w:hAnsi="Courier New"/>
+          <w:color w:val="202020"/>
+          <w:sz w:val="16"/>
+          <w:lang w:val="de-DE"/>
+        </w:rPr>
+        <w:t>|</w:t>
+      </w:r>
+    </w:p>
+    <w:p>
+      <w:pPr>
+        <w:shd w:val="clear" w:color="auto" w:fill="F0F0F0"/>
+        <w:spacing w:before="80" w:after="80"/>
+        <w:ind w:left="283" w:right="283"/>
+        <w:rPr>
+          <w:rFonts w:ascii="Courier New" w:hAnsi="Courier New"/>
+          <w:color w:val="202020"/>
+          <w:sz w:val="16"/>
+          <w:lang w:val="de-DE"/>
+        </w:rPr>
+      </w:pPr>
+      <w:r>
+        <w:rPr>
+          <w:rFonts w:ascii="Courier New" w:hAnsi="Courier New"/>
+          <w:color w:val="202020"/>
+          <w:sz w:val="16"/>
+          <w:lang w:val="de-DE"/>
+        </w:rPr>
+        <w:t xml:space="preserve">   +--+--+----------+</w:t>
+      </w:r>
+    </w:p>
+    <w:p>
+      <w:pPr>
+        <w:shd w:val="clear" w:color="auto" w:fill="F0F0F0"/>
+        <w:spacing w:before="80" w:after="80"/>
+        <w:ind w:left="283" w:right="283"/>
+        <w:rPr>
+          <w:rFonts w:ascii="Courier New" w:hAnsi="Courier New"/>
+          <w:color w:val="202020"/>
+          <w:sz w:val="16"/>
+          <w:lang w:val="de-DE"/>
+        </w:rPr>
+      </w:pPr>
+      <w:r>
+        <w:rPr>
+          <w:rFonts w:ascii="Courier New" w:hAnsi="Courier New"/>
+          <w:color w:val="202020"/>
+          <w:sz w:val="16"/>
+          <w:lang w:val="de-DE"/>
+        </w:rPr>
+        <w:t xml:space="preserve">   |     |          |</w:t>
+      </w:r>
+    </w:p>
+    <w:p>
+      <w:pPr>
+        <w:shd w:val="clear" w:color="auto" w:fill="F0F0F0"/>
+        <w:spacing w:before="80" w:after="80"/>
+        <w:ind w:left="283" w:right="283"/>
+        <w:rPr>
+          <w:rFonts w:ascii="Courier New" w:hAnsi="Courier New"/>
+          <w:color w:val="202020"/>
+          <w:sz w:val="16"/>
+          <w:lang w:val="de-DE"/>
+        </w:rPr>
+      </w:pPr>
+      <w:r>
+        <w:rPr>
+          <w:rFonts w:ascii="Courier New" w:hAnsi="Courier New"/>
+          <w:color w:val="202020"/>
+          <w:sz w:val="16"/>
+          <w:lang w:val="de-DE"/>
+        </w:rPr>
+        <w:t>[R2</w:t>
+      </w:r>
+      <w:proofErr w:type="gramStart"/>
+      <w:r>
+        <w:rPr>
+          <w:rFonts w:ascii="Courier New" w:hAnsi="Courier New"/>
+          <w:color w:val="202020"/>
+          <w:sz w:val="16"/>
+          <w:lang w:val="de-DE"/>
+        </w:rPr>
+        <w:t xml:space="preserve">   [</w:t>
+      </w:r>
+      <w:proofErr w:type="gramEnd"/>
+      <w:r>
+        <w:rPr>
+          <w:rFonts w:ascii="Courier New" w:hAnsi="Courier New"/>
+          <w:color w:val="202020"/>
+          <w:sz w:val="16"/>
+          <w:lang w:val="de-DE"/>
+        </w:rPr>
+        <w:t xml:space="preserve">Zener   </w:t>
+      </w:r>
+      <w:proofErr w:type="gramStart"/>
+      <w:r>
+        <w:rPr>
+          <w:rFonts w:ascii="Courier New" w:hAnsi="Courier New"/>
+          <w:color w:val="202020"/>
+          <w:sz w:val="16"/>
+          <w:lang w:val="de-DE"/>
+        </w:rPr>
+        <w:t xml:space="preserve">   [</w:t>
+      </w:r>
+      <w:proofErr w:type="gramEnd"/>
+      <w:r>
+        <w:rPr>
+          <w:rFonts w:ascii="Courier New" w:hAnsi="Courier New"/>
+          <w:color w:val="202020"/>
+          <w:sz w:val="16"/>
+          <w:lang w:val="de-DE"/>
+        </w:rPr>
+        <w:t>100nF</w:t>
+      </w:r>
+    </w:p>
+    <w:p>
+      <w:pPr>
+        <w:shd w:val="clear" w:color="auto" w:fill="F0F0F0"/>
+        <w:spacing w:before="80" w:after="80"/>
+        <w:ind w:left="283" w:right="283"/>
+        <w:rPr>
+          <w:rFonts w:ascii="Courier New" w:hAnsi="Courier New"/>
+          <w:color w:val="202020"/>
+          <w:sz w:val="16"/>
+          <w:lang w:val="de-DE"/>
+        </w:rPr>
+      </w:pPr>
+      <w:r>
+        <w:rPr>
+          <w:rFonts w:ascii="Courier New" w:hAnsi="Courier New"/>
+          <w:color w:val="202020"/>
+          <w:sz w:val="16"/>
+          <w:lang w:val="de-DE"/>
+        </w:rPr>
+        <w:t xml:space="preserve">   </w:t>
+      </w:r>
+      <w:r>
+        <w:rPr>
+          <w:rFonts w:ascii="Courier New" w:hAnsi="Courier New"/>
+          <w:color w:val="202020"/>
+          <w:sz w:val="16"/>
+          <w:lang w:val="de-DE"/>
+        </w:rPr>
+        <w:t>27</w:t>
+      </w:r>
+      <w:proofErr w:type="gramStart"/>
+      <w:r>
+        <w:rPr>
+          <w:rFonts w:ascii="Courier New" w:hAnsi="Courier New"/>
+          <w:color w:val="202020"/>
+          <w:sz w:val="16"/>
+          <w:lang w:val="de-DE"/>
+        </w:rPr>
+        <w:t>k]  3.3V</w:t>
+      </w:r>
+      <w:proofErr w:type="gramEnd"/>
+      <w:r>
+        <w:rPr>
+          <w:rFonts w:ascii="Courier New" w:hAnsi="Courier New"/>
+          <w:color w:val="202020"/>
+          <w:sz w:val="16"/>
+          <w:lang w:val="de-DE"/>
+        </w:rPr>
+        <w:t>]       Kondensator]</w:t>
+      </w:r>
+    </w:p>
+    <w:p>
+      <w:pPr>
+        <w:shd w:val="clear" w:color="auto" w:fill="F0F0F0"/>
+        <w:spacing w:before="80" w:after="80"/>
+        <w:ind w:left="283" w:right="283"/>
+        <w:rPr>
+          <w:rFonts w:ascii="Courier New" w:hAnsi="Courier New"/>
+          <w:color w:val="202020"/>
+          <w:sz w:val="16"/>
+          <w:lang w:val="de-DE"/>
+        </w:rPr>
+      </w:pPr>
+      <w:r>
+        <w:rPr>
+          <w:rFonts w:ascii="Courier New" w:hAnsi="Courier New"/>
+          <w:color w:val="202020"/>
+          <w:sz w:val="16"/>
+          <w:lang w:val="de-DE"/>
+        </w:rPr>
+        <w:t xml:space="preserve">   |     |          |</w:t>
+      </w:r>
+    </w:p>
+    <w:p>
+      <w:pPr>
+        <w:shd w:val="clear" w:color="auto" w:fill="F0F0F0"/>
+        <w:spacing w:before="80" w:after="80"/>
+        <w:ind w:left="283" w:right="283"/>
+        <w:rPr>
+          <w:rFonts w:ascii="Courier New" w:hAnsi="Courier New"/>
+          <w:color w:val="202020"/>
+          <w:sz w:val="16"/>
+          <w:lang w:val="de-DE"/>
+        </w:rPr>
+      </w:pPr>
+      <w:r>
+        <w:rPr>
+          <w:rFonts w:ascii="Courier New" w:hAnsi="Courier New"/>
+          <w:color w:val="202020"/>
+          <w:sz w:val="16"/>
+          <w:lang w:val="de-DE"/>
+        </w:rPr>
+        <w:t xml:space="preserve">   +--+--+----------+</w:t>
+      </w:r>
+    </w:p>
+    <w:p>
+      <w:pPr>
+        <w:shd w:val="clear" w:color="auto" w:fill="F0F0F0"/>
+        <w:spacing w:before="80" w:after="80"/>
+        <w:ind w:left="283" w:right="283"/>
+        <w:rPr>
+          <w:rFonts w:ascii="Courier New" w:hAnsi="Courier New"/>
+          <w:color w:val="202020"/>
+          <w:sz w:val="16"/>
+          <w:lang w:val="de-DE"/>
+        </w:rPr>
+      </w:pPr>
+      <w:r>
+        <w:rPr>
+          <w:rFonts w:ascii="Courier New" w:hAnsi="Courier New"/>
+          <w:color w:val="202020"/>
+          <w:sz w:val="16"/>
+          <w:lang w:val="de-DE"/>
+        </w:rPr>
+        <w:t xml:space="preserve">      |</w:t>
+      </w:r>
+    </w:p>
+    <w:p>
+      <w:pPr>
+        <w:shd w:val="clear" w:color="auto" w:fill="F0F0F0"/>
+        <w:spacing w:before="80" w:after="80"/>
+        <w:ind w:left="283" w:right="283"/>
+        <w:rPr>
+          <w:rFonts w:ascii="Courier New" w:hAnsi="Courier New"/>
+          <w:color w:val="202020"/>
+          <w:sz w:val="16"/>
+          <w:lang w:val="de-DE"/>
+        </w:rPr>
+      </w:pPr>
+      <w:r>
+        <w:rPr>
+          <w:rFonts w:ascii="Courier New" w:hAnsi="Courier New"/>
+          <w:color w:val="202020"/>
+          <w:sz w:val="16"/>
+          <w:lang w:val="de-DE"/>
+        </w:rPr>
+        <w:t xml:space="preserve">     GND </w:t>
+      </w:r>
+      <w:r>
+        <w:rPr>
+          <w:rFonts w:ascii="Courier New" w:hAnsi="Courier New" w:hint="eastAsia"/>
+          <w:color w:val="202020"/>
+          <w:sz w:val="16"/>
+          <w:lang w:val="de-DE"/>
+        </w:rPr>
+        <w:t>────</w:t>
+      </w:r>
+      <w:r>
+        <w:rPr>
+          <w:rFonts w:ascii="Courier New" w:hAnsi="Courier New"/>
+          <w:color w:val="202020"/>
+          <w:sz w:val="16"/>
+          <w:lang w:val="de-DE"/>
+        </w:rPr>
+        <w:t xml:space="preserve"> (Batterie − = Buck GND = ESP32 GND, alles gleich!)</w:t>
+      </w:r>
+    </w:p>
+    <w:p>
+      <w:pPr>
+        <w:shd w:val="clear" w:color="auto" w:fill="F0F0F0"/>
+        <w:spacing w:before="80" w:after="80"/>
+        <w:ind w:right="283"/>
+        <w:rPr>
+          <w:lang w:val="de-DE"/>
+        </w:rPr>
+      </w:pPr>
     </w:p>
     <w:p>
       <w:pPr>
@@ -2719,11 +3054,1037 @@
     </w:p>
     <w:p>
       <w:pPr>
-        <w:pStyle w:val="berschrift1"/>
-        <w:rPr>
-          <w:lang w:val="de-DE"/>
-        </w:rPr>
-      </w:pPr>
+        <w:rPr>
+          <w:b/>
+          <w:bCs/>
+          <w:color w:val="111111"/>
+          <w:sz w:val="20"/>
+          <w:lang w:val="de-DE"/>
+        </w:rPr>
+      </w:pPr>
+      <w:r>
+        <w:rPr>
+          <w:b/>
+          <w:bCs/>
+          <w:color w:val="111111"/>
+          <w:sz w:val="20"/>
+          <w:lang w:val="de-DE"/>
+        </w:rPr>
+        <w:lastRenderedPageBreak/>
+        <w:t>Das Prinzip nochmal bildlich</w:t>
+      </w:r>
+      <w:r>
+        <w:rPr>
+          <w:b/>
+          <w:bCs/>
+          <w:color w:val="111111"/>
+          <w:sz w:val="20"/>
+          <w:lang w:val="de-DE"/>
+        </w:rPr>
+        <w:t>:</w:t>
+      </w:r>
+    </w:p>
+    <w:p>
+      <w:pPr>
+        <w:rPr>
+          <w:b/>
+          <w:color w:val="111111"/>
+          <w:sz w:val="20"/>
+          <w:lang w:val="de-DE"/>
+        </w:rPr>
+      </w:pPr>
+    </w:p>
+    <w:p>
+      <w:pPr>
+        <w:rPr>
+          <w:lang w:val="de-DE"/>
+        </w:rPr>
+      </w:pPr>
+      <w:r>
+        <w:rPr>
+          <w:b/>
+          <w:color w:val="111111"/>
+          <w:sz w:val="20"/>
+          <w:lang w:val="de-DE"/>
+        </w:rPr>
+        <w:t>Schaltplan:</w:t>
+      </w:r>
+    </w:p>
+    <w:p>
+      <w:pPr>
+        <w:shd w:val="clear" w:color="auto" w:fill="F0F0F0"/>
+        <w:spacing w:before="80" w:after="80"/>
+        <w:ind w:left="283" w:right="283"/>
+        <w:rPr>
+          <w:rFonts w:ascii="Courier New" w:hAnsi="Courier New" w:hint="eastAsia"/>
+          <w:color w:val="202020"/>
+          <w:sz w:val="16"/>
+          <w:lang w:val="de-DE"/>
+        </w:rPr>
+      </w:pPr>
+      <w:r>
+        <w:rPr>
+          <w:rFonts w:ascii="Courier New" w:hAnsi="Courier New"/>
+          <w:color w:val="202020"/>
+          <w:sz w:val="16"/>
+          <w:lang w:val="de-DE"/>
+        </w:rPr>
+        <w:t xml:space="preserve">  </w:t>
+      </w:r>
+      <w:r>
+        <w:rPr>
+          <w:rFonts w:ascii="Courier New" w:hAnsi="Courier New" w:hint="eastAsia"/>
+          <w:color w:val="202020"/>
+          <w:sz w:val="16"/>
+          <w:lang w:val="de-DE"/>
+        </w:rPr>
+        <w:t>Batterie (+) 12</w:t>
+      </w:r>
+      <w:proofErr w:type="gramStart"/>
+      <w:r>
+        <w:rPr>
+          <w:rFonts w:ascii="Courier New" w:hAnsi="Courier New" w:hint="eastAsia"/>
+          <w:color w:val="202020"/>
+          <w:sz w:val="16"/>
+          <w:lang w:val="de-DE"/>
+        </w:rPr>
+        <w:t xml:space="preserve">V  </w:t>
+      </w:r>
+      <w:r>
+        <w:rPr>
+          <w:rFonts w:ascii="Courier New" w:hAnsi="Courier New" w:hint="eastAsia"/>
+          <w:color w:val="202020"/>
+          <w:sz w:val="16"/>
+          <w:lang w:val="de-DE"/>
+        </w:rPr>
+        <w:t>─</w:t>
+      </w:r>
+      <w:proofErr w:type="gramEnd"/>
+      <w:r>
+        <w:rPr>
+          <w:rFonts w:ascii="Courier New" w:hAnsi="Courier New" w:hint="eastAsia"/>
+          <w:color w:val="202020"/>
+          <w:sz w:val="16"/>
+          <w:lang w:val="de-DE"/>
+        </w:rPr>
+        <w:t>────────────────</w:t>
+      </w:r>
+      <w:r>
+        <w:rPr>
+          <w:rFonts w:ascii="Courier New" w:hAnsi="Courier New"/>
+          <w:color w:val="202020"/>
+          <w:sz w:val="16"/>
+          <w:lang w:val="de-DE"/>
+        </w:rPr>
+        <w:t xml:space="preserve">   </w:t>
+      </w:r>
+      <w:r>
+        <w:rPr>
+          <w:rFonts w:ascii="Courier New" w:hAnsi="Courier New" w:hint="eastAsia"/>
+          <w:color w:val="202020"/>
+          <w:sz w:val="16"/>
+          <w:lang w:val="de-DE"/>
+        </w:rPr>
+        <w:t xml:space="preserve">  Spannungsteiler Eingang</w:t>
+      </w:r>
+    </w:p>
+    <w:p>
+      <w:pPr>
+        <w:shd w:val="clear" w:color="auto" w:fill="F0F0F0"/>
+        <w:spacing w:before="80" w:after="80"/>
+        <w:ind w:left="283" w:right="283"/>
+        <w:rPr>
+          <w:rFonts w:ascii="Courier New" w:hAnsi="Courier New"/>
+          <w:color w:val="202020"/>
+          <w:sz w:val="16"/>
+          <w:lang w:val="de-DE"/>
+        </w:rPr>
+      </w:pPr>
+      <w:r>
+        <w:rPr>
+          <w:rFonts w:ascii="Courier New" w:hAnsi="Courier New"/>
+          <w:color w:val="202020"/>
+          <w:sz w:val="16"/>
+          <w:lang w:val="de-DE"/>
+        </w:rPr>
+        <w:t xml:space="preserve">                                                   (hier MUSS 12V ankommen!)</w:t>
+      </w:r>
+    </w:p>
+    <w:p>
+      <w:pPr>
+        <w:shd w:val="clear" w:color="auto" w:fill="F0F0F0"/>
+        <w:spacing w:before="80" w:after="80"/>
+        <w:ind w:left="283" w:right="283"/>
+        <w:rPr>
+          <w:rFonts w:ascii="Courier New" w:hAnsi="Courier New" w:hint="eastAsia"/>
+          <w:color w:val="202020"/>
+          <w:sz w:val="16"/>
+          <w:lang w:val="de-DE"/>
+        </w:rPr>
+      </w:pPr>
+      <w:r>
+        <w:rPr>
+          <w:rFonts w:ascii="Courier New" w:hAnsi="Courier New" w:hint="eastAsia"/>
+          <w:color w:val="202020"/>
+          <w:sz w:val="16"/>
+          <w:lang w:val="de-DE"/>
+        </w:rPr>
+        <w:t xml:space="preserve">Batterie (+) 5V   </w:t>
+      </w:r>
+      <w:r>
+        <w:rPr>
+          <w:rFonts w:ascii="Courier New" w:hAnsi="Courier New" w:hint="eastAsia"/>
+          <w:color w:val="202020"/>
+          <w:sz w:val="16"/>
+          <w:lang w:val="de-DE"/>
+        </w:rPr>
+        <w:t>────</w:t>
+      </w:r>
+      <w:r>
+        <w:rPr>
+          <w:rFonts w:ascii="Courier New" w:hAnsi="Courier New" w:hint="eastAsia"/>
+          <w:color w:val="202020"/>
+          <w:sz w:val="16"/>
+          <w:lang w:val="de-DE"/>
+        </w:rPr>
+        <w:t xml:space="preserve"> nach Buck Converter </w:t>
+      </w:r>
+      <w:r>
+        <w:rPr>
+          <w:rFonts w:ascii="Courier New" w:hAnsi="Courier New" w:hint="eastAsia"/>
+          <w:color w:val="202020"/>
+          <w:sz w:val="16"/>
+          <w:lang w:val="de-DE"/>
+        </w:rPr>
+        <w:t>────</w:t>
+      </w:r>
+      <w:proofErr w:type="gramStart"/>
+      <w:r>
+        <w:rPr>
+          <w:rFonts w:ascii="Courier New" w:hAnsi="Courier New" w:hint="eastAsia"/>
+          <w:color w:val="202020"/>
+          <w:sz w:val="16"/>
+          <w:lang w:val="de-DE"/>
+        </w:rPr>
+        <w:t>─</w:t>
+      </w:r>
+      <w:r>
+        <w:rPr>
+          <w:rFonts w:ascii="Courier New" w:hAnsi="Courier New" w:hint="eastAsia"/>
+          <w:color w:val="202020"/>
+          <w:sz w:val="16"/>
+          <w:lang w:val="de-DE"/>
+        </w:rPr>
+        <w:t xml:space="preserve">  ESP</w:t>
+      </w:r>
+      <w:proofErr w:type="gramEnd"/>
+      <w:r>
+        <w:rPr>
+          <w:rFonts w:ascii="Courier New" w:hAnsi="Courier New" w:hint="eastAsia"/>
+          <w:color w:val="202020"/>
+          <w:sz w:val="16"/>
+          <w:lang w:val="de-DE"/>
+        </w:rPr>
+        <w:t>32 Versorgung</w:t>
+      </w:r>
+    </w:p>
+    <w:p>
+      <w:pPr>
+        <w:shd w:val="clear" w:color="auto" w:fill="F0F0F0"/>
+        <w:spacing w:before="80" w:after="80"/>
+        <w:ind w:left="283" w:right="283"/>
+        <w:rPr>
+          <w:rFonts w:ascii="Courier New" w:hAnsi="Courier New"/>
+          <w:color w:val="202020"/>
+          <w:sz w:val="16"/>
+          <w:lang w:val="de-DE"/>
+        </w:rPr>
+      </w:pPr>
+      <w:r>
+        <w:rPr>
+          <w:rFonts w:ascii="Courier New" w:hAnsi="Courier New"/>
+          <w:color w:val="202020"/>
+          <w:sz w:val="16"/>
+          <w:lang w:val="de-DE"/>
+        </w:rPr>
+        <w:t xml:space="preserve">                                                   </w:t>
+      </w:r>
+      <w:r>
+        <w:rPr>
+          <w:rFonts w:ascii="Courier New" w:hAnsi="Courier New"/>
+          <w:color w:val="202020"/>
+          <w:sz w:val="16"/>
+          <w:lang w:val="de-DE"/>
+        </w:rPr>
+        <w:t xml:space="preserve">     </w:t>
+      </w:r>
+      <w:r>
+        <w:rPr>
+          <w:rFonts w:ascii="Courier New" w:hAnsi="Courier New"/>
+          <w:color w:val="202020"/>
+          <w:sz w:val="16"/>
+          <w:lang w:val="de-DE"/>
+        </w:rPr>
+        <w:t>(hier nur 5V - nutzlos</w:t>
+      </w:r>
+    </w:p>
+    <w:p>
+      <w:pPr>
+        <w:shd w:val="clear" w:color="auto" w:fill="F0F0F0"/>
+        <w:spacing w:before="80" w:after="80"/>
+        <w:ind w:left="283" w:right="283"/>
+        <w:rPr>
+          <w:rFonts w:ascii="Courier New" w:hAnsi="Courier New"/>
+          <w:color w:val="202020"/>
+          <w:sz w:val="16"/>
+          <w:lang w:val="de-DE"/>
+        </w:rPr>
+      </w:pPr>
+      <w:r>
+        <w:rPr>
+          <w:rFonts w:ascii="Courier New" w:hAnsi="Courier New"/>
+          <w:color w:val="202020"/>
+          <w:sz w:val="16"/>
+          <w:lang w:val="de-DE"/>
+        </w:rPr>
+        <w:t xml:space="preserve">                                                    </w:t>
+      </w:r>
+      <w:r>
+        <w:rPr>
+          <w:rFonts w:ascii="Courier New" w:hAnsi="Courier New"/>
+          <w:color w:val="202020"/>
+          <w:sz w:val="16"/>
+          <w:lang w:val="de-DE"/>
+        </w:rPr>
+        <w:t xml:space="preserve">     </w:t>
+      </w:r>
+      <w:proofErr w:type="spellStart"/>
+      <w:r>
+        <w:rPr>
+          <w:rFonts w:ascii="Courier New" w:hAnsi="Courier New"/>
+          <w:color w:val="202020"/>
+          <w:sz w:val="16"/>
+          <w:lang w:val="de-DE"/>
+        </w:rPr>
+        <w:t>fuer</w:t>
+      </w:r>
+      <w:proofErr w:type="spellEnd"/>
+      <w:r>
+        <w:rPr>
+          <w:rFonts w:ascii="Courier New" w:hAnsi="Courier New"/>
+          <w:color w:val="202020"/>
+          <w:sz w:val="16"/>
+          <w:lang w:val="de-DE"/>
+        </w:rPr>
+        <w:t xml:space="preserve"> Batteriemessung!)</w:t>
+      </w:r>
+    </w:p>
+    <w:p>
+      <w:pPr>
+        <w:shd w:val="clear" w:color="auto" w:fill="F0F0F0"/>
+        <w:spacing w:before="80" w:after="80"/>
+        <w:ind w:left="283" w:right="283"/>
+        <w:rPr>
+          <w:rFonts w:ascii="Courier New" w:hAnsi="Courier New"/>
+          <w:color w:val="202020"/>
+          <w:sz w:val="16"/>
+          <w:lang w:val="de-DE"/>
+        </w:rPr>
+      </w:pPr>
+    </w:p>
+    <w:p>
+      <w:pPr>
+        <w:shd w:val="clear" w:color="auto" w:fill="F0F0F0"/>
+        <w:spacing w:before="80" w:after="80"/>
+        <w:ind w:left="283" w:right="283"/>
+        <w:rPr>
+          <w:rFonts w:ascii="Courier New" w:hAnsi="Courier New"/>
+          <w:color w:val="202020"/>
+          <w:sz w:val="16"/>
+          <w:lang w:val="de-DE"/>
+        </w:rPr>
+      </w:pPr>
+      <w:r>
+        <w:rPr>
+          <w:rFonts w:ascii="Courier New" w:hAnsi="Courier New"/>
+          <w:color w:val="202020"/>
+          <w:sz w:val="16"/>
+          <w:lang w:val="de-DE"/>
+        </w:rPr>
+        <w:t>Batterie (</w:t>
+      </w:r>
+      <w:proofErr w:type="gramStart"/>
+      <w:r>
+        <w:rPr>
+          <w:rFonts w:ascii="Courier New" w:hAnsi="Courier New"/>
+          <w:color w:val="202020"/>
+          <w:sz w:val="16"/>
+          <w:lang w:val="de-DE"/>
+        </w:rPr>
+        <w:t xml:space="preserve">−)   </w:t>
+      </w:r>
+      <w:proofErr w:type="gramEnd"/>
+      <w:r>
+        <w:rPr>
+          <w:rFonts w:ascii="Courier New" w:hAnsi="Courier New"/>
+          <w:color w:val="202020"/>
+          <w:sz w:val="16"/>
+          <w:lang w:val="de-DE"/>
+        </w:rPr>
+        <w:t xml:space="preserve">   </w:t>
+      </w:r>
+      <w:r>
+        <w:rPr>
+          <w:rFonts w:ascii="Courier New" w:hAnsi="Courier New" w:hint="eastAsia"/>
+          <w:color w:val="202020"/>
+          <w:sz w:val="16"/>
+          <w:lang w:val="de-DE"/>
+        </w:rPr>
+        <w:t>────────────────────────────</w:t>
+      </w:r>
+      <w:proofErr w:type="gramStart"/>
+      <w:r>
+        <w:rPr>
+          <w:rFonts w:ascii="Courier New" w:hAnsi="Courier New" w:hint="eastAsia"/>
+          <w:color w:val="202020"/>
+          <w:sz w:val="16"/>
+          <w:lang w:val="de-DE"/>
+        </w:rPr>
+        <w:t>─</w:t>
+      </w:r>
+      <w:r>
+        <w:rPr>
+          <w:rFonts w:ascii="Courier New" w:hAnsi="Courier New"/>
+          <w:color w:val="202020"/>
+          <w:sz w:val="16"/>
+          <w:lang w:val="de-DE"/>
+        </w:rPr>
+        <w:t xml:space="preserve">  GND</w:t>
+      </w:r>
+      <w:proofErr w:type="gramEnd"/>
+    </w:p>
+    <w:p>
+      <w:pPr>
+        <w:shd w:val="clear" w:color="auto" w:fill="F0F0F0"/>
+        <w:spacing w:before="80" w:after="80"/>
+        <w:ind w:left="283" w:right="283"/>
+        <w:rPr>
+          <w:rFonts w:ascii="Courier New" w:hAnsi="Courier New"/>
+          <w:color w:val="202020"/>
+          <w:sz w:val="16"/>
+          <w:lang w:val="de-DE"/>
+        </w:rPr>
+      </w:pPr>
+      <w:r>
+        <w:rPr>
+          <w:rFonts w:ascii="Courier New" w:hAnsi="Courier New"/>
+          <w:color w:val="202020"/>
+          <w:sz w:val="16"/>
+          <w:lang w:val="de-DE"/>
+        </w:rPr>
+        <w:t xml:space="preserve">Buck IN−          </w:t>
+      </w:r>
+      <w:r>
+        <w:rPr>
+          <w:rFonts w:ascii="Courier New" w:hAnsi="Courier New" w:hint="eastAsia"/>
+          <w:color w:val="202020"/>
+          <w:sz w:val="16"/>
+          <w:lang w:val="de-DE"/>
+        </w:rPr>
+        <w:t>──────────────────────────────</w:t>
+      </w:r>
+      <w:r>
+        <w:rPr>
+          <w:rFonts w:ascii="Courier New" w:hAnsi="Courier New"/>
+          <w:color w:val="202020"/>
+          <w:sz w:val="16"/>
+          <w:lang w:val="de-DE"/>
+        </w:rPr>
+        <w:t xml:space="preserve"> GND   </w:t>
+      </w:r>
+      <w:r>
+        <w:rPr>
+          <w:rFonts w:ascii="Courier New" w:hAnsi="Courier New" w:hint="eastAsia"/>
+          <w:color w:val="202020"/>
+          <w:sz w:val="16"/>
+          <w:lang w:val="de-DE"/>
+        </w:rPr>
+        <w:t>←</w:t>
+      </w:r>
+      <w:r>
+        <w:rPr>
+          <w:rFonts w:ascii="Courier New" w:hAnsi="Courier New"/>
+          <w:color w:val="202020"/>
+          <w:sz w:val="16"/>
+          <w:lang w:val="de-DE"/>
+        </w:rPr>
+        <w:t xml:space="preserve"> alles</w:t>
+      </w:r>
+    </w:p>
+    <w:p>
+      <w:pPr>
+        <w:shd w:val="clear" w:color="auto" w:fill="F0F0F0"/>
+        <w:spacing w:before="80" w:after="80"/>
+        <w:ind w:left="283" w:right="283"/>
+        <w:rPr>
+          <w:rFonts w:ascii="Courier New" w:hAnsi="Courier New"/>
+          <w:color w:val="202020"/>
+          <w:sz w:val="16"/>
+          <w:lang w:val="de-DE"/>
+        </w:rPr>
+      </w:pPr>
+      <w:r>
+        <w:rPr>
+          <w:rFonts w:ascii="Courier New" w:hAnsi="Courier New"/>
+          <w:color w:val="202020"/>
+          <w:sz w:val="16"/>
+          <w:lang w:val="de-DE"/>
+        </w:rPr>
+        <w:t xml:space="preserve">Buck OUT−         </w:t>
+      </w:r>
+      <w:r>
+        <w:rPr>
+          <w:rFonts w:ascii="Courier New" w:hAnsi="Courier New" w:hint="eastAsia"/>
+          <w:color w:val="202020"/>
+          <w:sz w:val="16"/>
+          <w:lang w:val="de-DE"/>
+        </w:rPr>
+        <w:t>──────────────────────────────</w:t>
+      </w:r>
+      <w:r>
+        <w:rPr>
+          <w:rFonts w:ascii="Courier New" w:hAnsi="Courier New"/>
+          <w:color w:val="202020"/>
+          <w:sz w:val="16"/>
+          <w:lang w:val="de-DE"/>
+        </w:rPr>
+        <w:t xml:space="preserve"> GND   </w:t>
+      </w:r>
+      <w:r>
+        <w:rPr>
+          <w:rFonts w:ascii="Courier New" w:hAnsi="Courier New" w:hint="eastAsia"/>
+          <w:color w:val="202020"/>
+          <w:sz w:val="16"/>
+          <w:lang w:val="de-DE"/>
+        </w:rPr>
+        <w:t>←</w:t>
+      </w:r>
+      <w:r>
+        <w:rPr>
+          <w:rFonts w:ascii="Courier New" w:hAnsi="Courier New"/>
+          <w:color w:val="202020"/>
+          <w:sz w:val="16"/>
+          <w:lang w:val="de-DE"/>
+        </w:rPr>
+        <w:t xml:space="preserve"> dasselbe</w:t>
+      </w:r>
+    </w:p>
+    <w:p>
+      <w:pPr>
+        <w:shd w:val="clear" w:color="auto" w:fill="F0F0F0"/>
+        <w:spacing w:before="80" w:after="80"/>
+        <w:ind w:left="283" w:right="283"/>
+        <w:rPr>
+          <w:lang w:val="de-DE"/>
+        </w:rPr>
+      </w:pPr>
+      <w:r>
+        <w:rPr>
+          <w:rFonts w:ascii="Courier New" w:hAnsi="Courier New" w:hint="eastAsia"/>
+          <w:color w:val="202020"/>
+          <w:sz w:val="16"/>
+          <w:lang w:val="de-DE"/>
+        </w:rPr>
+        <w:t xml:space="preserve">ESP32 GND         </w:t>
+      </w:r>
+      <w:r>
+        <w:rPr>
+          <w:rFonts w:ascii="Courier New" w:hAnsi="Courier New" w:hint="eastAsia"/>
+          <w:color w:val="202020"/>
+          <w:sz w:val="16"/>
+          <w:lang w:val="de-DE"/>
+        </w:rPr>
+        <w:t>──────────────────────────────</w:t>
+      </w:r>
+      <w:r>
+        <w:rPr>
+          <w:rFonts w:ascii="Courier New" w:hAnsi="Courier New" w:hint="eastAsia"/>
+          <w:color w:val="202020"/>
+          <w:sz w:val="16"/>
+          <w:lang w:val="de-DE"/>
+        </w:rPr>
+        <w:t xml:space="preserve"> GND   </w:t>
+      </w:r>
+      <w:r>
+        <w:rPr>
+          <w:rFonts w:ascii="Courier New" w:hAnsi="Courier New" w:hint="eastAsia"/>
+          <w:color w:val="202020"/>
+          <w:sz w:val="16"/>
+          <w:lang w:val="de-DE"/>
+        </w:rPr>
+        <w:t>←</w:t>
+      </w:r>
+      <w:r>
+        <w:rPr>
+          <w:rFonts w:ascii="Courier New" w:hAnsi="Courier New" w:hint="eastAsia"/>
+          <w:color w:val="202020"/>
+          <w:sz w:val="16"/>
+          <w:lang w:val="de-DE"/>
+        </w:rPr>
+        <w:t xml:space="preserve"> Potential!</w:t>
+      </w:r>
+    </w:p>
+    <w:p>
+      <w:pPr>
+        <w:rPr>
+          <w:lang w:val="de-DE"/>
+        </w:rPr>
+      </w:pPr>
+    </w:p>
+    <w:p>
+      <w:pPr>
+        <w:rPr>
+          <w:lang w:val="de-DE"/>
+        </w:rPr>
+      </w:pPr>
+    </w:p>
+    <w:p>
+      <w:pPr>
+        <w:rPr>
+          <w:lang w:val="de-DE"/>
+        </w:rPr>
+      </w:pPr>
+    </w:p>
+    <w:p>
+      <w:pPr>
+        <w:rPr>
+          <w:b/>
+          <w:bCs/>
+          <w:lang w:val="de-DE"/>
+        </w:rPr>
+      </w:pPr>
+      <w:r>
+        <w:rPr>
+          <w:b/>
+          <w:bCs/>
+          <w:lang w:val="de-DE"/>
+        </w:rPr>
+        <w:t>Übersicht — Polarität bei allen Bauteilen</w:t>
+      </w:r>
+    </w:p>
+    <w:p>
+      <w:pPr>
+        <w:rPr>
+          <w:b/>
+          <w:bCs/>
+          <w:lang w:val="de-DE"/>
+        </w:rPr>
+      </w:pPr>
+    </w:p>
+    <w:p>
+      <w:pPr>
+        <w:rPr>
+          <w:b/>
+          <w:bCs/>
+          <w:lang w:val="de-DE"/>
+        </w:rPr>
+      </w:pPr>
+    </w:p>
+    <w:p>
+      <w:pPr>
+        <w:rPr>
+          <w:b/>
+          <w:bCs/>
+          <w:lang w:val="de-DE"/>
+        </w:rPr>
+      </w:pPr>
+      <w:r>
+        <w:rPr>
+          <w:b/>
+          <w:bCs/>
+          <w:lang w:val="de-DE"/>
+        </w:rPr>
+        <w:t>Bauteil</w:t>
+      </w:r>
+      <w:r>
+        <w:rPr>
+          <w:b/>
+          <w:bCs/>
+          <w:lang w:val="de-DE"/>
+        </w:rPr>
+        <w:tab/>
+      </w:r>
+      <w:r>
+        <w:rPr>
+          <w:b/>
+          <w:bCs/>
+          <w:lang w:val="de-DE"/>
+        </w:rPr>
+        <w:t xml:space="preserve">                               </w:t>
+      </w:r>
+      <w:r>
+        <w:rPr>
+          <w:b/>
+          <w:bCs/>
+          <w:lang w:val="de-DE"/>
+        </w:rPr>
+        <w:t>Polarität?</w:t>
+      </w:r>
+      <w:r>
+        <w:rPr>
+          <w:b/>
+          <w:bCs/>
+          <w:lang w:val="de-DE"/>
+        </w:rPr>
+        <w:tab/>
+        <w:t>Hinweis</w:t>
+      </w:r>
+    </w:p>
+    <w:p>
+      <w:pPr>
+        <w:rPr>
+          <w:b/>
+          <w:bCs/>
+          <w:lang w:val="de-DE"/>
+        </w:rPr>
+      </w:pPr>
+      <w:r>
+        <w:rPr>
+          <w:b/>
+          <w:bCs/>
+          <w:lang w:val="de-DE"/>
+        </w:rPr>
+        <w:t>R1 — 100kΩ Widerstand</w:t>
+      </w:r>
+      <w:r>
+        <w:rPr>
+          <w:b/>
+          <w:bCs/>
+          <w:lang w:val="de-DE"/>
+        </w:rPr>
+        <w:tab/>
+      </w:r>
+      <w:r>
+        <w:rPr>
+          <w:rFonts w:ascii="Segoe UI Emoji" w:hAnsi="Segoe UI Emoji" w:cs="Segoe UI Emoji"/>
+          <w:b/>
+          <w:bCs/>
+          <w:lang w:val="de-DE"/>
+        </w:rPr>
+        <w:t>❌</w:t>
+      </w:r>
+      <w:r>
+        <w:rPr>
+          <w:b/>
+          <w:bCs/>
+          <w:lang w:val="de-DE"/>
+        </w:rPr>
+        <w:t xml:space="preserve"> Egal</w:t>
+      </w:r>
+      <w:r>
+        <w:rPr>
+          <w:b/>
+          <w:bCs/>
+          <w:lang w:val="de-DE"/>
+        </w:rPr>
+        <w:tab/>
+        <w:t>Widerst</w:t>
+      </w:r>
+      <w:r>
+        <w:rPr>
+          <w:rFonts w:ascii="Cambria" w:hAnsi="Cambria" w:cs="Cambria"/>
+          <w:b/>
+          <w:bCs/>
+          <w:lang w:val="de-DE"/>
+        </w:rPr>
+        <w:t>ä</w:t>
+      </w:r>
+      <w:r>
+        <w:rPr>
+          <w:b/>
+          <w:bCs/>
+          <w:lang w:val="de-DE"/>
+        </w:rPr>
+        <w:t>nde haben keine Richtung</w:t>
+      </w:r>
+    </w:p>
+    <w:p>
+      <w:pPr>
+        <w:rPr>
+          <w:b/>
+          <w:bCs/>
+          <w:lang w:val="de-DE"/>
+        </w:rPr>
+      </w:pPr>
+      <w:r>
+        <w:rPr>
+          <w:b/>
+          <w:bCs/>
+          <w:lang w:val="de-DE"/>
+        </w:rPr>
+        <w:t>R2 — 27kΩ Widerstand</w:t>
+      </w:r>
+      <w:r>
+        <w:rPr>
+          <w:b/>
+          <w:bCs/>
+          <w:lang w:val="de-DE"/>
+        </w:rPr>
+        <w:tab/>
+      </w:r>
+      <w:r>
+        <w:rPr>
+          <w:rFonts w:ascii="Segoe UI Emoji" w:hAnsi="Segoe UI Emoji" w:cs="Segoe UI Emoji"/>
+          <w:b/>
+          <w:bCs/>
+          <w:lang w:val="de-DE"/>
+        </w:rPr>
+        <w:t>❌</w:t>
+      </w:r>
+      <w:r>
+        <w:rPr>
+          <w:b/>
+          <w:bCs/>
+          <w:lang w:val="de-DE"/>
+        </w:rPr>
+        <w:t xml:space="preserve"> Egal</w:t>
+      </w:r>
+      <w:r>
+        <w:rPr>
+          <w:b/>
+          <w:bCs/>
+          <w:lang w:val="de-DE"/>
+        </w:rPr>
+        <w:tab/>
+        <w:t>Widerst</w:t>
+      </w:r>
+      <w:r>
+        <w:rPr>
+          <w:rFonts w:ascii="Cambria" w:hAnsi="Cambria" w:cs="Cambria"/>
+          <w:b/>
+          <w:bCs/>
+          <w:lang w:val="de-DE"/>
+        </w:rPr>
+        <w:t>ä</w:t>
+      </w:r>
+      <w:r>
+        <w:rPr>
+          <w:b/>
+          <w:bCs/>
+          <w:lang w:val="de-DE"/>
+        </w:rPr>
+        <w:t>nde haben keine Richtung</w:t>
+      </w:r>
+    </w:p>
+    <w:p>
+      <w:pPr>
+        <w:rPr>
+          <w:b/>
+          <w:bCs/>
+          <w:lang w:val="de-DE"/>
+        </w:rPr>
+      </w:pPr>
+      <w:r>
+        <w:rPr>
+          <w:b/>
+          <w:bCs/>
+          <w:lang w:val="de-DE"/>
+        </w:rPr>
+        <w:t>C — 100nF Keramik-Kondensator</w:t>
+      </w:r>
+      <w:r>
+        <w:rPr>
+          <w:b/>
+          <w:bCs/>
+          <w:lang w:val="de-DE"/>
+        </w:rPr>
+        <w:tab/>
+      </w:r>
+      <w:r>
+        <w:rPr>
+          <w:rFonts w:ascii="Segoe UI Emoji" w:hAnsi="Segoe UI Emoji" w:cs="Segoe UI Emoji"/>
+          <w:b/>
+          <w:bCs/>
+          <w:lang w:val="de-DE"/>
+        </w:rPr>
+        <w:t>❌</w:t>
+      </w:r>
+      <w:r>
+        <w:rPr>
+          <w:b/>
+          <w:bCs/>
+          <w:lang w:val="de-DE"/>
+        </w:rPr>
+        <w:t xml:space="preserve"> Egal</w:t>
+      </w:r>
+      <w:r>
+        <w:rPr>
+          <w:b/>
+          <w:bCs/>
+          <w:lang w:val="de-DE"/>
+        </w:rPr>
+        <w:tab/>
+        <w:t>Keramik-Typen haben keine Polarit</w:t>
+      </w:r>
+      <w:r>
+        <w:rPr>
+          <w:rFonts w:ascii="Cambria" w:hAnsi="Cambria" w:cs="Cambria"/>
+          <w:b/>
+          <w:bCs/>
+          <w:lang w:val="de-DE"/>
+        </w:rPr>
+        <w:t>ä</w:t>
+      </w:r>
+      <w:r>
+        <w:rPr>
+          <w:b/>
+          <w:bCs/>
+          <w:lang w:val="de-DE"/>
+        </w:rPr>
+        <w:t>t</w:t>
+      </w:r>
+    </w:p>
+    <w:p>
+      <w:pPr>
+        <w:rPr>
+          <w:b/>
+          <w:bCs/>
+          <w:lang w:val="de-DE"/>
+        </w:rPr>
+      </w:pPr>
+      <w:r>
+        <w:rPr>
+          <w:b/>
+          <w:bCs/>
+          <w:lang w:val="de-DE"/>
+        </w:rPr>
+        <w:t>Zener-Diode 3,3V</w:t>
+      </w:r>
+      <w:r>
+        <w:rPr>
+          <w:b/>
+          <w:bCs/>
+          <w:lang w:val="de-DE"/>
+        </w:rPr>
+        <w:tab/>
+      </w:r>
+      <w:r>
+        <w:rPr>
+          <w:b/>
+          <w:bCs/>
+          <w:lang w:val="de-DE"/>
+        </w:rPr>
+        <w:t xml:space="preserve">               </w:t>
+      </w:r>
+      <w:r>
+        <w:rPr>
+          <w:rFonts w:ascii="Segoe UI Emoji" w:hAnsi="Segoe UI Emoji" w:cs="Segoe UI Emoji"/>
+          <w:b/>
+          <w:bCs/>
+          <w:lang w:val="de-DE"/>
+        </w:rPr>
+        <w:t>✅</w:t>
+      </w:r>
+      <w:r>
+        <w:rPr>
+          <w:b/>
+          <w:bCs/>
+          <w:lang w:val="de-DE"/>
+        </w:rPr>
+        <w:t xml:space="preserve"> WICHTIG!</w:t>
+      </w:r>
+      <w:r>
+        <w:rPr>
+          <w:b/>
+          <w:bCs/>
+          <w:lang w:val="de-DE"/>
+        </w:rPr>
+        <w:tab/>
+      </w:r>
+      <w:r>
+        <w:rPr>
+          <w:b/>
+          <w:bCs/>
+          <w:lang w:val="de-DE"/>
+        </w:rPr>
+        <w:t xml:space="preserve">         </w:t>
+      </w:r>
+      <w:r>
+        <w:rPr>
+          <w:b/>
+          <w:bCs/>
+          <w:lang w:val="de-DE"/>
+        </w:rPr>
+        <w:t>Muss richtig herum eingebaut werden!</w:t>
+      </w:r>
+    </w:p>
+    <w:p>
+      <w:pPr>
+        <w:rPr>
+          <w:lang w:val="de-DE"/>
+        </w:rPr>
+      </w:pPr>
+    </w:p>
+    <w:p>
+      <w:pPr>
+        <w:rPr>
+          <w:lang w:val="de-DE"/>
+        </w:rPr>
+      </w:pPr>
+    </w:p>
+    <w:p>
+      <w:pPr>
+        <w:rPr>
+          <w:lang w:val="de-DE"/>
+        </w:rPr>
+      </w:pPr>
+      <w:r>
+        <w:rPr>
+          <w:rFonts w:ascii="Segoe UI Emoji" w:hAnsi="Segoe UI Emoji" w:cs="Segoe UI Emoji"/>
+        </w:rPr>
+        <w:t>💡</w:t>
+      </w:r>
+      <w:r>
+        <w:rPr>
+          <w:lang w:val="de-DE"/>
+        </w:rPr>
+        <w:t> </w:t>
+      </w:r>
+      <w:r>
+        <w:rPr>
+          <w:b/>
+          <w:bCs/>
+          <w:lang w:val="de-DE"/>
+        </w:rPr>
+        <w:t>Einfache Eselsbrücke:</w:t>
+      </w:r>
+      <w:r>
+        <w:rPr>
+          <w:lang w:val="de-DE"/>
+        </w:rPr>
+        <w:br/>
+        <w:t>Der </w:t>
+      </w:r>
+      <w:r>
+        <w:rPr>
+          <w:b/>
+          <w:bCs/>
+          <w:lang w:val="de-DE"/>
+        </w:rPr>
+        <w:t>Ring zeigt zur höheren Spannung</w:t>
+      </w:r>
+      <w:r>
+        <w:rPr>
+          <w:lang w:val="de-DE"/>
+        </w:rPr>
+        <w:t> — also zum Mittelpunkt wo die 12V reinkommen.</w:t>
+      </w:r>
+      <w:r>
+        <w:rPr>
+          <w:lang w:val="de-DE"/>
+        </w:rPr>
+        <w:br w:type="page"/>
+      </w:r>
       <w:r>
         <w:rPr>
           <w:color w:val="00D4AA"/>
@@ -7671,8 +9032,16 @@
         <w:rPr>
           <w:color w:val="0F3460"/>
         </w:rPr>
-        <w:t xml:space="preserve"> und Loesungen</w:t>
-      </w:r>
+        <w:t xml:space="preserve"> und </w:t>
+      </w:r>
+      <w:proofErr w:type="spellStart"/>
+      <w:r>
+        <w:rPr>
+          <w:color w:val="0F3460"/>
+        </w:rPr>
+        <w:t>Loesungen</w:t>
+      </w:r>
+      <w:proofErr w:type="spellEnd"/>
     </w:p>
     <w:tbl>
       <w:tblPr>
@@ -8006,33 +9375,73 @@
       </w:r>
     </w:p>
     <w:p>
-      <w:r>
+      <w:pPr>
+        <w:rPr>
+          <w:lang w:val="de-DE"/>
+        </w:rPr>
+      </w:pPr>
+      <w:r>
+        <w:rPr>
+          <w:lang w:val="de-DE"/>
+        </w:rPr>
+        <w:t xml:space="preserve">      </w:t>
+      </w:r>
+      <w:proofErr w:type="spellStart"/>
+      <w:r>
+        <w:rPr>
+          <w:lang w:val="de-DE"/>
+        </w:rPr>
+        <w:t>sudo</w:t>
+      </w:r>
+      <w:proofErr w:type="spellEnd"/>
+      <w:r>
+        <w:rPr>
+          <w:lang w:val="de-DE"/>
+        </w:rPr>
         <w:t xml:space="preserve"> </w:t>
       </w:r>
-      <w:r>
-        <w:t xml:space="preserve">     </w:t>
-      </w:r>
       <w:proofErr w:type="spellStart"/>
       <w:r>
-        <w:t>sudo</w:t>
+        <w:rPr>
+          <w:lang w:val="de-DE"/>
+        </w:rPr>
+        <w:t>systemctl</w:t>
       </w:r>
       <w:proofErr w:type="spellEnd"/>
       <w:r>
+        <w:rPr>
+          <w:lang w:val="de-DE"/>
+        </w:rPr>
         <w:t xml:space="preserve"> </w:t>
       </w:r>
       <w:proofErr w:type="spellStart"/>
       <w:r>
-        <w:t>systemctl</w:t>
+        <w:rPr>
+          <w:lang w:val="de-DE"/>
+        </w:rPr>
+        <w:t>restart</w:t>
       </w:r>
       <w:proofErr w:type="spellEnd"/>
       <w:r>
-        <w:t xml:space="preserve"> restart esp32-monitor</w:t>
-      </w:r>
-      <w:r>
+        <w:rPr>
+          <w:lang w:val="de-DE"/>
+        </w:rPr>
+        <w:t xml:space="preserve"> esp32-monitor</w:t>
+      </w:r>
+      <w:r>
+        <w:rPr>
+          <w:lang w:val="de-DE"/>
+        </w:rPr>
         <w:br w:type="page"/>
       </w:r>
     </w:p>
-    <w:p/>
+    <w:p>
+      <w:pPr>
+        <w:rPr>
+          <w:lang w:val="de-DE"/>
+        </w:rPr>
+      </w:pPr>
+    </w:p>
     <w:p>
       <w:pPr>
         <w:pStyle w:val="berschrift1"/>
@@ -11691,7 +13100,21 @@
         <w:rPr>
           <w:color w:val="0F3460"/>
         </w:rPr>
-        <w:t xml:space="preserve"> dem ersten Einschalten</w:t>
+        <w:t xml:space="preserve"> dem </w:t>
+      </w:r>
+      <w:proofErr w:type="spellStart"/>
+      <w:r>
+        <w:rPr>
+          <w:color w:val="0F3460"/>
+        </w:rPr>
+        <w:t>ersten</w:t>
+      </w:r>
+      <w:proofErr w:type="spellEnd"/>
+      <w:r>
+        <w:rPr>
+          <w:color w:val="0F3460"/>
+        </w:rPr>
+        <w:t xml:space="preserve"> Einschalten</w:t>
       </w:r>
     </w:p>
     <w:p>
@@ -16287,30 +17710,22 @@
       </w:r>
     </w:p>
     <w:p>
-      <w:pPr>
-        <w:rPr>
-          <w:lang w:val="de-DE"/>
-        </w:rPr>
-      </w:pPr>
       <w:r>
         <w:rPr>
           <w:b/>
           <w:color w:val="111111"/>
           <w:sz w:val="20"/>
-          <w:lang w:val="de-DE"/>
-        </w:rPr>
-        <w:t xml:space="preserve">5. Button-HTML (neue Card in </w:t>
+        </w:rPr>
+        <w:t>5. Button-HTML (</w:t>
       </w:r>
       <w:proofErr w:type="spellStart"/>
-      <w:proofErr w:type="gramStart"/>
       <w:r>
         <w:rPr>
           <w:b/>
           <w:color w:val="111111"/>
           <w:sz w:val="20"/>
-          <w:lang w:val="de-DE"/>
-        </w:rPr>
-        <w:t>handleRoot</w:t>
+        </w:rPr>
+        <w:t>neue</w:t>
       </w:r>
       <w:proofErr w:type="spellEnd"/>
       <w:r>
@@ -16318,17 +17733,34 @@
           <w:b/>
           <w:color w:val="111111"/>
           <w:sz w:val="20"/>
-          <w:lang w:val="de-DE"/>
-        </w:rPr>
-        <w:t>(</w:t>
-      </w:r>
-      <w:proofErr w:type="gramEnd"/>
+        </w:rPr>
+        <w:t xml:space="preserve"> Card in </w:t>
+      </w:r>
+      <w:proofErr w:type="spellStart"/>
+      <w:proofErr w:type="gramStart"/>
       <w:r>
         <w:rPr>
           <w:b/>
           <w:color w:val="111111"/>
           <w:sz w:val="20"/>
-          <w:lang w:val="de-DE"/>
+        </w:rPr>
+        <w:t>handleRoot</w:t>
+      </w:r>
+      <w:proofErr w:type="spellEnd"/>
+      <w:r>
+        <w:rPr>
+          <w:b/>
+          <w:color w:val="111111"/>
+          <w:sz w:val="20"/>
+        </w:rPr>
+        <w:t>(</w:t>
+      </w:r>
+      <w:proofErr w:type="gramEnd"/>
+      <w:r>
+        <w:rPr>
+          <w:b/>
+          <w:color w:val="111111"/>
+          <w:sz w:val="20"/>
         </w:rPr>
         <w:t>)):</w:t>
       </w:r>
@@ -16338,27 +17770,77 @@
         <w:shd w:val="clear" w:color="auto" w:fill="F0F0F0"/>
         <w:spacing w:before="80" w:after="80"/>
         <w:ind w:left="283" w:right="283"/>
-        <w:rPr>
-          <w:lang w:val="de-DE"/>
-        </w:rPr>
-      </w:pPr>
-      <w:r>
-        <w:rPr>
-          <w:rFonts w:ascii="Courier New" w:hAnsi="Courier New"/>
-          <w:color w:val="202020"/>
-          <w:sz w:val="16"/>
-          <w:lang w:val="de-DE"/>
-        </w:rPr>
-        <w:t>// Display-Status Karte - zeigt AN oder AUS + passenden Button</w:t>
-      </w:r>
-      <w:r>
-        <w:rPr>
-          <w:rFonts w:ascii="Courier New" w:hAnsi="Courier New"/>
-          <w:color w:val="202020"/>
-          <w:sz w:val="16"/>
-          <w:lang w:val="de-DE"/>
+      </w:pPr>
+      <w:r>
+        <w:rPr>
+          <w:rFonts w:ascii="Courier New" w:hAnsi="Courier New"/>
+          <w:color w:val="202020"/>
+          <w:sz w:val="16"/>
+        </w:rPr>
+        <w:t xml:space="preserve">// Display-Status Karte - </w:t>
+      </w:r>
+      <w:proofErr w:type="spellStart"/>
+      <w:r>
+        <w:rPr>
+          <w:rFonts w:ascii="Courier New" w:hAnsi="Courier New"/>
+          <w:color w:val="202020"/>
+          <w:sz w:val="16"/>
+        </w:rPr>
+        <w:t>zeigt</w:t>
+      </w:r>
+      <w:proofErr w:type="spellEnd"/>
+      <w:r>
+        <w:rPr>
+          <w:rFonts w:ascii="Courier New" w:hAnsi="Courier New"/>
+          <w:color w:val="202020"/>
+          <w:sz w:val="16"/>
+        </w:rPr>
+        <w:t xml:space="preserve"> AN </w:t>
+      </w:r>
+      <w:proofErr w:type="spellStart"/>
+      <w:r>
+        <w:rPr>
+          <w:rFonts w:ascii="Courier New" w:hAnsi="Courier New"/>
+          <w:color w:val="202020"/>
+          <w:sz w:val="16"/>
+        </w:rPr>
+        <w:t>oder</w:t>
+      </w:r>
+      <w:proofErr w:type="spellEnd"/>
+      <w:r>
+        <w:rPr>
+          <w:rFonts w:ascii="Courier New" w:hAnsi="Courier New"/>
+          <w:color w:val="202020"/>
+          <w:sz w:val="16"/>
+        </w:rPr>
+        <w:t xml:space="preserve"> AUS + </w:t>
+      </w:r>
+      <w:proofErr w:type="spellStart"/>
+      <w:r>
+        <w:rPr>
+          <w:rFonts w:ascii="Courier New" w:hAnsi="Courier New"/>
+          <w:color w:val="202020"/>
+          <w:sz w:val="16"/>
+        </w:rPr>
+        <w:t>passenden</w:t>
+      </w:r>
+      <w:proofErr w:type="spellEnd"/>
+      <w:r>
+        <w:rPr>
+          <w:rFonts w:ascii="Courier New" w:hAnsi="Courier New"/>
+          <w:color w:val="202020"/>
+          <w:sz w:val="16"/>
+        </w:rPr>
+        <w:t xml:space="preserve"> Button</w:t>
+      </w:r>
+      <w:r>
+        <w:rPr>
+          <w:rFonts w:ascii="Courier New" w:hAnsi="Courier New"/>
+          <w:color w:val="202020"/>
+          <w:sz w:val="16"/>
         </w:rPr>
         <w:br/>
+        <w:t>if (</w:t>
       </w:r>
       <w:proofErr w:type="spellStart"/>
       <w:r>
@@ -16366,9 +17848,8 @@
           <w:rFonts w:ascii="Courier New" w:hAnsi="Courier New"/>
           <w:color w:val="202020"/>
           <w:sz w:val="16"/>
-          <w:lang w:val="de-DE"/>
-        </w:rPr>
-        <w:t>if</w:t>
+        </w:rPr>
+        <w:t>displayAn</w:t>
       </w:r>
       <w:proofErr w:type="spellEnd"/>
       <w:r>
@@ -16376,9 +17857,26 @@
           <w:rFonts w:ascii="Courier New" w:hAnsi="Courier New"/>
           <w:color w:val="202020"/>
           <w:sz w:val="16"/>
-          <w:lang w:val="de-DE"/>
-        </w:rPr>
-        <w:t xml:space="preserve"> (</w:t>
+        </w:rPr>
+        <w:t>) {</w:t>
+      </w:r>
+      <w:r>
+        <w:rPr>
+          <w:rFonts w:ascii="Courier New" w:hAnsi="Courier New"/>
+          <w:color w:val="202020"/>
+          <w:sz w:val="16"/>
+        </w:rPr>
+        <w:br/>
+        <w:t xml:space="preserve">  html += "&lt;div class=\"card-value status-an\"&gt;AN&lt;/div&gt;";</w:t>
+      </w:r>
+      <w:r>
+        <w:rPr>
+          <w:rFonts w:ascii="Courier New" w:hAnsi="Courier New"/>
+          <w:color w:val="202020"/>
+          <w:sz w:val="16"/>
+        </w:rPr>
+        <w:br/>
+        <w:t xml:space="preserve">  html += "&lt;a </w:t>
       </w:r>
       <w:proofErr w:type="spellStart"/>
       <w:r>
@@ -16386,9 +17884,8 @@
           <w:rFonts w:ascii="Courier New" w:hAnsi="Courier New"/>
           <w:color w:val="202020"/>
           <w:sz w:val="16"/>
-          <w:lang w:val="de-DE"/>
-        </w:rPr>
-        <w:t>displayAn</w:t>
+        </w:rPr>
+        <w:t>href</w:t>
       </w:r>
       <w:proofErr w:type="spellEnd"/>
       <w:r>
@@ -16396,19 +17893,80 @@
           <w:rFonts w:ascii="Courier New" w:hAnsi="Courier New"/>
           <w:color w:val="202020"/>
           <w:sz w:val="16"/>
-          <w:lang w:val="de-DE"/>
-        </w:rPr>
-        <w:t>) {</w:t>
-      </w:r>
-      <w:r>
-        <w:rPr>
-          <w:rFonts w:ascii="Courier New" w:hAnsi="Courier New"/>
-          <w:color w:val="202020"/>
-          <w:sz w:val="16"/>
-          <w:lang w:val="de-DE"/>
+        </w:rPr>
+        <w:t>=\"/display/off\" class=\"</w:t>
+      </w:r>
+      <w:proofErr w:type="spellStart"/>
+      <w:r>
+        <w:rPr>
+          <w:rFonts w:ascii="Courier New" w:hAnsi="Courier New"/>
+          <w:color w:val="202020"/>
+          <w:sz w:val="16"/>
+        </w:rPr>
+        <w:t>btn</w:t>
+      </w:r>
+      <w:proofErr w:type="spellEnd"/>
+      <w:r>
+        <w:rPr>
+          <w:rFonts w:ascii="Courier New" w:hAnsi="Courier New"/>
+          <w:color w:val="202020"/>
+          <w:sz w:val="16"/>
+        </w:rPr>
+        <w:t xml:space="preserve"> </w:t>
+      </w:r>
+      <w:proofErr w:type="spellStart"/>
+      <w:r>
+        <w:rPr>
+          <w:rFonts w:ascii="Courier New" w:hAnsi="Courier New"/>
+          <w:color w:val="202020"/>
+          <w:sz w:val="16"/>
+        </w:rPr>
+        <w:t>btn</w:t>
+      </w:r>
+      <w:proofErr w:type="spellEnd"/>
+      <w:r>
+        <w:rPr>
+          <w:rFonts w:ascii="Courier New" w:hAnsi="Courier New"/>
+          <w:color w:val="202020"/>
+          <w:sz w:val="16"/>
+        </w:rPr>
+        <w:t>-off\"&gt;</w:t>
+      </w:r>
+      <w:proofErr w:type="spellStart"/>
+      <w:r>
+        <w:rPr>
+          <w:rFonts w:ascii="Courier New" w:hAnsi="Courier New"/>
+          <w:color w:val="202020"/>
+          <w:sz w:val="16"/>
+        </w:rPr>
+        <w:t>Ausschalten</w:t>
+      </w:r>
+      <w:proofErr w:type="spellEnd"/>
+      <w:r>
+        <w:rPr>
+          <w:rFonts w:ascii="Courier New" w:hAnsi="Courier New"/>
+          <w:color w:val="202020"/>
+          <w:sz w:val="16"/>
+        </w:rPr>
+        <w:t>&lt;/a&gt;";</w:t>
+      </w:r>
+      <w:r>
+        <w:rPr>
+          <w:rFonts w:ascii="Courier New" w:hAnsi="Courier New"/>
+          <w:color w:val="202020"/>
+          <w:sz w:val="16"/>
         </w:rPr>
         <w:br/>
-        <w:t xml:space="preserve">  </w:t>
+        <w:t>} else {</w:t>
+      </w:r>
+      <w:r>
+        <w:rPr>
+          <w:rFonts w:ascii="Courier New" w:hAnsi="Courier New"/>
+          <w:color w:val="202020"/>
+          <w:sz w:val="16"/>
+        </w:rPr>
+        <w:br/>
+        <w:t xml:space="preserve">  html += "&lt;div class=\"card-value status-</w:t>
       </w:r>
       <w:proofErr w:type="spellStart"/>
       <w:r>
@@ -16416,9 +17974,8 @@
           <w:rFonts w:ascii="Courier New" w:hAnsi="Courier New"/>
           <w:color w:val="202020"/>
           <w:sz w:val="16"/>
-          <w:lang w:val="de-DE"/>
-        </w:rPr>
-        <w:t>html</w:t>
+        </w:rPr>
+        <w:t>aus</w:t>
       </w:r>
       <w:proofErr w:type="spellEnd"/>
       <w:r>
@@ -16426,9 +17983,17 @@
           <w:rFonts w:ascii="Courier New" w:hAnsi="Courier New"/>
           <w:color w:val="202020"/>
           <w:sz w:val="16"/>
-          <w:lang w:val="de-DE"/>
-        </w:rPr>
-        <w:t xml:space="preserve"> += "&lt;div </w:t>
+        </w:rPr>
+        <w:t>\"&gt;AUS&lt;/div&gt;";</w:t>
+      </w:r>
+      <w:r>
+        <w:rPr>
+          <w:rFonts w:ascii="Courier New" w:hAnsi="Courier New"/>
+          <w:color w:val="202020"/>
+          <w:sz w:val="16"/>
+        </w:rPr>
+        <w:br/>
+        <w:t xml:space="preserve">  html += "&lt;a </w:t>
       </w:r>
       <w:proofErr w:type="spellStart"/>
       <w:r>
@@ -16436,9 +18001,8 @@
           <w:rFonts w:ascii="Courier New" w:hAnsi="Courier New"/>
           <w:color w:val="202020"/>
           <w:sz w:val="16"/>
-          <w:lang w:val="de-DE"/>
-        </w:rPr>
-        <w:t>class</w:t>
+        </w:rPr>
+        <w:t>href</w:t>
       </w:r>
       <w:proofErr w:type="spellEnd"/>
       <w:r>
@@ -16446,9 +18010,8 @@
           <w:rFonts w:ascii="Courier New" w:hAnsi="Courier New"/>
           <w:color w:val="202020"/>
           <w:sz w:val="16"/>
-          <w:lang w:val="de-DE"/>
-        </w:rPr>
-        <w:t>=\"</w:t>
+        </w:rPr>
+        <w:t>=\"/display/on\" class=\"</w:t>
       </w:r>
       <w:proofErr w:type="spellStart"/>
       <w:r>
@@ -16456,9 +18019,8 @@
           <w:rFonts w:ascii="Courier New" w:hAnsi="Courier New"/>
           <w:color w:val="202020"/>
           <w:sz w:val="16"/>
-          <w:lang w:val="de-DE"/>
-        </w:rPr>
-        <w:t>card-value</w:t>
+        </w:rPr>
+        <w:t>btn</w:t>
       </w:r>
       <w:proofErr w:type="spellEnd"/>
       <w:r>
@@ -16466,19 +18028,8 @@
           <w:rFonts w:ascii="Courier New" w:hAnsi="Courier New"/>
           <w:color w:val="202020"/>
           <w:sz w:val="16"/>
-          <w:lang w:val="de-DE"/>
-        </w:rPr>
-        <w:t xml:space="preserve"> status-an\"&gt;AN&lt;/div&gt;";</w:t>
-      </w:r>
-      <w:r>
-        <w:rPr>
-          <w:rFonts w:ascii="Courier New" w:hAnsi="Courier New"/>
-          <w:color w:val="202020"/>
-          <w:sz w:val="16"/>
-          <w:lang w:val="de-DE"/>
-        </w:rPr>
-        <w:br/>
-        <w:t xml:space="preserve">  </w:t>
+        </w:rPr>
+        <w:t xml:space="preserve"> </w:t>
       </w:r>
       <w:proofErr w:type="spellStart"/>
       <w:r>
@@ -16486,9 +18037,8 @@
           <w:rFonts w:ascii="Courier New" w:hAnsi="Courier New"/>
           <w:color w:val="202020"/>
           <w:sz w:val="16"/>
-          <w:lang w:val="de-DE"/>
-        </w:rPr>
-        <w:t>html</w:t>
+        </w:rPr>
+        <w:t>btn</w:t>
       </w:r>
       <w:proofErr w:type="spellEnd"/>
       <w:r>
@@ -16496,9 +18046,8 @@
           <w:rFonts w:ascii="Courier New" w:hAnsi="Courier New"/>
           <w:color w:val="202020"/>
           <w:sz w:val="16"/>
-          <w:lang w:val="de-DE"/>
-        </w:rPr>
-        <w:t xml:space="preserve"> += "&lt;a </w:t>
+        </w:rPr>
+        <w:t>-on\"&gt;</w:t>
       </w:r>
       <w:proofErr w:type="spellStart"/>
       <w:r>
@@ -16506,9 +18055,8 @@
           <w:rFonts w:ascii="Courier New" w:hAnsi="Courier New"/>
           <w:color w:val="202020"/>
           <w:sz w:val="16"/>
-          <w:lang w:val="de-DE"/>
-        </w:rPr>
-        <w:t>href</w:t>
+        </w:rPr>
+        <w:t>Einschalten</w:t>
       </w:r>
       <w:proofErr w:type="spellEnd"/>
       <w:r>
@@ -16516,326 +18064,14 @@
           <w:rFonts w:ascii="Courier New" w:hAnsi="Courier New"/>
           <w:color w:val="202020"/>
           <w:sz w:val="16"/>
-          <w:lang w:val="de-DE"/>
-        </w:rPr>
-        <w:t>=\"/</w:t>
-      </w:r>
-      <w:proofErr w:type="spellStart"/>
-      <w:r>
-        <w:rPr>
-          <w:rFonts w:ascii="Courier New" w:hAnsi="Courier New"/>
-          <w:color w:val="202020"/>
-          <w:sz w:val="16"/>
-          <w:lang w:val="de-DE"/>
-        </w:rPr>
-        <w:t>display</w:t>
-      </w:r>
-      <w:proofErr w:type="spellEnd"/>
-      <w:r>
-        <w:rPr>
-          <w:rFonts w:ascii="Courier New" w:hAnsi="Courier New"/>
-          <w:color w:val="202020"/>
-          <w:sz w:val="16"/>
-          <w:lang w:val="de-DE"/>
-        </w:rPr>
-        <w:t xml:space="preserve">/off\" </w:t>
-      </w:r>
-      <w:proofErr w:type="spellStart"/>
-      <w:r>
-        <w:rPr>
-          <w:rFonts w:ascii="Courier New" w:hAnsi="Courier New"/>
-          <w:color w:val="202020"/>
-          <w:sz w:val="16"/>
-          <w:lang w:val="de-DE"/>
-        </w:rPr>
-        <w:t>class</w:t>
-      </w:r>
-      <w:proofErr w:type="spellEnd"/>
-      <w:r>
-        <w:rPr>
-          <w:rFonts w:ascii="Courier New" w:hAnsi="Courier New"/>
-          <w:color w:val="202020"/>
-          <w:sz w:val="16"/>
-          <w:lang w:val="de-DE"/>
-        </w:rPr>
-        <w:t>=\"</w:t>
-      </w:r>
-      <w:proofErr w:type="spellStart"/>
-      <w:r>
-        <w:rPr>
-          <w:rFonts w:ascii="Courier New" w:hAnsi="Courier New"/>
-          <w:color w:val="202020"/>
-          <w:sz w:val="16"/>
-          <w:lang w:val="de-DE"/>
-        </w:rPr>
-        <w:t>btn</w:t>
-      </w:r>
-      <w:proofErr w:type="spellEnd"/>
-      <w:r>
-        <w:rPr>
-          <w:rFonts w:ascii="Courier New" w:hAnsi="Courier New"/>
-          <w:color w:val="202020"/>
-          <w:sz w:val="16"/>
-          <w:lang w:val="de-DE"/>
-        </w:rPr>
-        <w:t xml:space="preserve"> </w:t>
-      </w:r>
-      <w:proofErr w:type="spellStart"/>
-      <w:r>
-        <w:rPr>
-          <w:rFonts w:ascii="Courier New" w:hAnsi="Courier New"/>
-          <w:color w:val="202020"/>
-          <w:sz w:val="16"/>
-          <w:lang w:val="de-DE"/>
-        </w:rPr>
-        <w:t>btn</w:t>
-      </w:r>
-      <w:proofErr w:type="spellEnd"/>
-      <w:r>
-        <w:rPr>
-          <w:rFonts w:ascii="Courier New" w:hAnsi="Courier New"/>
-          <w:color w:val="202020"/>
-          <w:sz w:val="16"/>
-          <w:lang w:val="de-DE"/>
-        </w:rPr>
-        <w:t>-off\"&gt;Ausschalten&lt;/a&gt;";</w:t>
-      </w:r>
-      <w:r>
-        <w:rPr>
-          <w:rFonts w:ascii="Courier New" w:hAnsi="Courier New"/>
-          <w:color w:val="202020"/>
-          <w:sz w:val="16"/>
-          <w:lang w:val="de-DE"/>
-        </w:rPr>
-        <w:br/>
-        <w:t xml:space="preserve">} </w:t>
-      </w:r>
-      <w:proofErr w:type="spellStart"/>
-      <w:r>
-        <w:rPr>
-          <w:rFonts w:ascii="Courier New" w:hAnsi="Courier New"/>
-          <w:color w:val="202020"/>
-          <w:sz w:val="16"/>
-          <w:lang w:val="de-DE"/>
-        </w:rPr>
-        <w:t>else</w:t>
-      </w:r>
-      <w:proofErr w:type="spellEnd"/>
-      <w:r>
-        <w:rPr>
-          <w:rFonts w:ascii="Courier New" w:hAnsi="Courier New"/>
-          <w:color w:val="202020"/>
-          <w:sz w:val="16"/>
-          <w:lang w:val="de-DE"/>
-        </w:rPr>
-        <w:t xml:space="preserve"> {</w:t>
-      </w:r>
-      <w:r>
-        <w:rPr>
-          <w:rFonts w:ascii="Courier New" w:hAnsi="Courier New"/>
-          <w:color w:val="202020"/>
-          <w:sz w:val="16"/>
-          <w:lang w:val="de-DE"/>
-        </w:rPr>
-        <w:br/>
-        <w:t xml:space="preserve">  </w:t>
-      </w:r>
-      <w:proofErr w:type="spellStart"/>
-      <w:r>
-        <w:rPr>
-          <w:rFonts w:ascii="Courier New" w:hAnsi="Courier New"/>
-          <w:color w:val="202020"/>
-          <w:sz w:val="16"/>
-          <w:lang w:val="de-DE"/>
-        </w:rPr>
-        <w:t>html</w:t>
-      </w:r>
-      <w:proofErr w:type="spellEnd"/>
-      <w:r>
-        <w:rPr>
-          <w:rFonts w:ascii="Courier New" w:hAnsi="Courier New"/>
-          <w:color w:val="202020"/>
-          <w:sz w:val="16"/>
-          <w:lang w:val="de-DE"/>
-        </w:rPr>
-        <w:t xml:space="preserve"> += "&lt;div </w:t>
-      </w:r>
-      <w:proofErr w:type="spellStart"/>
-      <w:r>
-        <w:rPr>
-          <w:rFonts w:ascii="Courier New" w:hAnsi="Courier New"/>
-          <w:color w:val="202020"/>
-          <w:sz w:val="16"/>
-          <w:lang w:val="de-DE"/>
-        </w:rPr>
-        <w:t>class</w:t>
-      </w:r>
-      <w:proofErr w:type="spellEnd"/>
-      <w:r>
-        <w:rPr>
-          <w:rFonts w:ascii="Courier New" w:hAnsi="Courier New"/>
-          <w:color w:val="202020"/>
-          <w:sz w:val="16"/>
-          <w:lang w:val="de-DE"/>
-        </w:rPr>
-        <w:t>=\"</w:t>
-      </w:r>
-      <w:proofErr w:type="spellStart"/>
-      <w:r>
-        <w:rPr>
-          <w:rFonts w:ascii="Courier New" w:hAnsi="Courier New"/>
-          <w:color w:val="202020"/>
-          <w:sz w:val="16"/>
-          <w:lang w:val="de-DE"/>
-        </w:rPr>
-        <w:t>card-value</w:t>
-      </w:r>
-      <w:proofErr w:type="spellEnd"/>
-      <w:r>
-        <w:rPr>
-          <w:rFonts w:ascii="Courier New" w:hAnsi="Courier New"/>
-          <w:color w:val="202020"/>
-          <w:sz w:val="16"/>
-          <w:lang w:val="de-DE"/>
-        </w:rPr>
-        <w:t xml:space="preserve"> status-aus\"&gt;AUS&lt;/div&gt;";</w:t>
-      </w:r>
-      <w:r>
-        <w:rPr>
-          <w:rFonts w:ascii="Courier New" w:hAnsi="Courier New"/>
-          <w:color w:val="202020"/>
-          <w:sz w:val="16"/>
-          <w:lang w:val="de-DE"/>
-        </w:rPr>
-        <w:br/>
-        <w:t xml:space="preserve">  </w:t>
-      </w:r>
-      <w:proofErr w:type="spellStart"/>
-      <w:r>
-        <w:rPr>
-          <w:rFonts w:ascii="Courier New" w:hAnsi="Courier New"/>
-          <w:color w:val="202020"/>
-          <w:sz w:val="16"/>
-          <w:lang w:val="de-DE"/>
-        </w:rPr>
-        <w:t>html</w:t>
-      </w:r>
-      <w:proofErr w:type="spellEnd"/>
-      <w:r>
-        <w:rPr>
-          <w:rFonts w:ascii="Courier New" w:hAnsi="Courier New"/>
-          <w:color w:val="202020"/>
-          <w:sz w:val="16"/>
-          <w:lang w:val="de-DE"/>
-        </w:rPr>
-        <w:t xml:space="preserve"> += "&lt;a </w:t>
-      </w:r>
-      <w:proofErr w:type="spellStart"/>
-      <w:r>
-        <w:rPr>
-          <w:rFonts w:ascii="Courier New" w:hAnsi="Courier New"/>
-          <w:color w:val="202020"/>
-          <w:sz w:val="16"/>
-          <w:lang w:val="de-DE"/>
-        </w:rPr>
-        <w:t>href</w:t>
-      </w:r>
-      <w:proofErr w:type="spellEnd"/>
-      <w:r>
-        <w:rPr>
-          <w:rFonts w:ascii="Courier New" w:hAnsi="Courier New"/>
-          <w:color w:val="202020"/>
-          <w:sz w:val="16"/>
-          <w:lang w:val="de-DE"/>
-        </w:rPr>
-        <w:t>=\"/</w:t>
-      </w:r>
-      <w:proofErr w:type="spellStart"/>
-      <w:r>
-        <w:rPr>
-          <w:rFonts w:ascii="Courier New" w:hAnsi="Courier New"/>
-          <w:color w:val="202020"/>
-          <w:sz w:val="16"/>
-          <w:lang w:val="de-DE"/>
-        </w:rPr>
-        <w:t>display</w:t>
-      </w:r>
-      <w:proofErr w:type="spellEnd"/>
-      <w:r>
-        <w:rPr>
-          <w:rFonts w:ascii="Courier New" w:hAnsi="Courier New"/>
-          <w:color w:val="202020"/>
-          <w:sz w:val="16"/>
-          <w:lang w:val="de-DE"/>
-        </w:rPr>
-        <w:t xml:space="preserve">/on\" </w:t>
-      </w:r>
-      <w:proofErr w:type="spellStart"/>
-      <w:r>
-        <w:rPr>
-          <w:rFonts w:ascii="Courier New" w:hAnsi="Courier New"/>
-          <w:color w:val="202020"/>
-          <w:sz w:val="16"/>
-          <w:lang w:val="de-DE"/>
-        </w:rPr>
-        <w:t>class</w:t>
-      </w:r>
-      <w:proofErr w:type="spellEnd"/>
-      <w:r>
-        <w:rPr>
-          <w:rFonts w:ascii="Courier New" w:hAnsi="Courier New"/>
-          <w:color w:val="202020"/>
-          <w:sz w:val="16"/>
-          <w:lang w:val="de-DE"/>
-        </w:rPr>
-        <w:t>=\"</w:t>
-      </w:r>
-      <w:proofErr w:type="spellStart"/>
-      <w:r>
-        <w:rPr>
-          <w:rFonts w:ascii="Courier New" w:hAnsi="Courier New"/>
-          <w:color w:val="202020"/>
-          <w:sz w:val="16"/>
-          <w:lang w:val="de-DE"/>
-        </w:rPr>
-        <w:t>btn</w:t>
-      </w:r>
-      <w:proofErr w:type="spellEnd"/>
-      <w:r>
-        <w:rPr>
-          <w:rFonts w:ascii="Courier New" w:hAnsi="Courier New"/>
-          <w:color w:val="202020"/>
-          <w:sz w:val="16"/>
-          <w:lang w:val="de-DE"/>
-        </w:rPr>
-        <w:t xml:space="preserve"> </w:t>
-      </w:r>
-      <w:proofErr w:type="spellStart"/>
-      <w:r>
-        <w:rPr>
-          <w:rFonts w:ascii="Courier New" w:hAnsi="Courier New"/>
-          <w:color w:val="202020"/>
-          <w:sz w:val="16"/>
-          <w:lang w:val="de-DE"/>
-        </w:rPr>
-        <w:t>btn</w:t>
-      </w:r>
-      <w:proofErr w:type="spellEnd"/>
-      <w:r>
-        <w:rPr>
-          <w:rFonts w:ascii="Courier New" w:hAnsi="Courier New"/>
-          <w:color w:val="202020"/>
-          <w:sz w:val="16"/>
-          <w:lang w:val="de-DE"/>
-        </w:rPr>
-        <w:t>-on\"&gt;Einschalten&lt;/a&gt;";</w:t>
-      </w:r>
-      <w:r>
-        <w:rPr>
-          <w:rFonts w:ascii="Courier New" w:hAnsi="Courier New"/>
-          <w:color w:val="202020"/>
-          <w:sz w:val="16"/>
-          <w:lang w:val="de-DE"/>
+        </w:rPr>
+        <w:t>&lt;/a&gt;";</w:t>
+      </w:r>
+      <w:r>
+        <w:rPr>
+          <w:rFonts w:ascii="Courier New" w:hAnsi="Courier New"/>
+          <w:color w:val="202020"/>
+          <w:sz w:val="16"/>
         </w:rPr>
         <w:br/>
         <w:t>}</w:t>
@@ -16844,16 +18080,40 @@
     <w:p>
       <w:pPr>
         <w:pStyle w:val="berschrift2"/>
-        <w:rPr>
-          <w:lang w:val="de-DE"/>
-        </w:rPr>
       </w:pPr>
       <w:r>
         <w:rPr>
           <w:color w:val="0F3460"/>
-          <w:lang w:val="de-DE"/>
-        </w:rPr>
-        <w:t>11.4 Webseiten-Layout mit Button</w:t>
+        </w:rPr>
+        <w:t xml:space="preserve">11.4 </w:t>
+      </w:r>
+      <w:proofErr w:type="spellStart"/>
+      <w:r>
+        <w:rPr>
+          <w:color w:val="0F3460"/>
+        </w:rPr>
+        <w:t>Webseiten</w:t>
+      </w:r>
+      <w:proofErr w:type="spellEnd"/>
+      <w:r>
+        <w:rPr>
+          <w:color w:val="0F3460"/>
+        </w:rPr>
+        <w:t xml:space="preserve">-Layout </w:t>
+      </w:r>
+      <w:proofErr w:type="spellStart"/>
+      <w:r>
+        <w:rPr>
+          <w:color w:val="0F3460"/>
+        </w:rPr>
+        <w:t>mit</w:t>
+      </w:r>
+      <w:proofErr w:type="spellEnd"/>
+      <w:r>
+        <w:rPr>
+          <w:color w:val="0F3460"/>
+        </w:rPr>
+        <w:t xml:space="preserve"> Button</w:t>
       </w:r>
     </w:p>
     <w:p>
@@ -16861,16 +18121,12 @@
         <w:shd w:val="clear" w:color="auto" w:fill="F0F0F0"/>
         <w:spacing w:before="80" w:after="80"/>
         <w:ind w:left="283" w:right="283"/>
-        <w:rPr>
-          <w:lang w:val="de-DE"/>
-        </w:rPr>
-      </w:pPr>
-      <w:r>
-        <w:rPr>
-          <w:rFonts w:ascii="Courier New" w:hAnsi="Courier New"/>
-          <w:color w:val="202020"/>
-          <w:sz w:val="16"/>
-          <w:lang w:val="de-DE"/>
+      </w:pPr>
+      <w:r>
+        <w:rPr>
+          <w:rFonts w:ascii="Courier New" w:hAnsi="Courier New"/>
+          <w:color w:val="202020"/>
+          <w:sz w:val="16"/>
         </w:rPr>
         <w:t xml:space="preserve">  +----------------------------------------------------+</w:t>
       </w:r>
@@ -16879,7 +18135,6 @@
           <w:rFonts w:ascii="Courier New" w:hAnsi="Courier New"/>
           <w:color w:val="202020"/>
           <w:sz w:val="16"/>
-          <w:lang w:val="de-DE"/>
         </w:rPr>
         <w:br/>
         <w:t xml:space="preserve">  |           ESP32 Dashboard                          |</w:t>
@@ -16889,17 +18144,33 @@
           <w:rFonts w:ascii="Courier New" w:hAnsi="Courier New"/>
           <w:color w:val="202020"/>
           <w:sz w:val="16"/>
-          <w:lang w:val="de-DE"/>
         </w:rPr>
         <w:br/>
-        <w:t xml:space="preserve">  |  * Live - aktualisiert alle 2s                     |</w:t>
-      </w:r>
-      <w:r>
-        <w:rPr>
-          <w:rFonts w:ascii="Courier New" w:hAnsi="Courier New"/>
-          <w:color w:val="202020"/>
-          <w:sz w:val="16"/>
-          <w:lang w:val="de-DE"/>
+        <w:t xml:space="preserve">  |  * Live - </w:t>
+      </w:r>
+      <w:proofErr w:type="spellStart"/>
+      <w:r>
+        <w:rPr>
+          <w:rFonts w:ascii="Courier New" w:hAnsi="Courier New"/>
+          <w:color w:val="202020"/>
+          <w:sz w:val="16"/>
+        </w:rPr>
+        <w:t>aktualisiert</w:t>
+      </w:r>
+      <w:proofErr w:type="spellEnd"/>
+      <w:r>
+        <w:rPr>
+          <w:rFonts w:ascii="Courier New" w:hAnsi="Courier New"/>
+          <w:color w:val="202020"/>
+          <w:sz w:val="16"/>
+        </w:rPr>
+        <w:t xml:space="preserve"> alle 2s                     |</w:t>
+      </w:r>
+      <w:r>
+        <w:rPr>
+          <w:rFonts w:ascii="Courier New" w:hAnsi="Courier New"/>
+          <w:color w:val="202020"/>
+          <w:sz w:val="16"/>
         </w:rPr>
         <w:br/>
         <w:t xml:space="preserve">  +----------------------------------------------------+</w:t>
@@ -16909,7 +18180,6 @@
           <w:rFonts w:ascii="Courier New" w:hAnsi="Courier New"/>
           <w:color w:val="202020"/>
           <w:sz w:val="16"/>
-          <w:lang w:val="de-DE"/>
         </w:rPr>
         <w:br/>
         <w:t xml:space="preserve">  |  +----------+ +----------+ +----------+            |</w:t>
@@ -16919,17 +18189,33 @@
           <w:rFonts w:ascii="Courier New" w:hAnsi="Courier New"/>
           <w:color w:val="202020"/>
           <w:sz w:val="16"/>
-          <w:lang w:val="de-DE"/>
         </w:rPr>
         <w:br/>
-        <w:t xml:space="preserve">  |  | Uptime   | | Distanz  | | Batterie |            |</w:t>
-      </w:r>
-      <w:r>
-        <w:rPr>
-          <w:rFonts w:ascii="Courier New" w:hAnsi="Courier New"/>
-          <w:color w:val="202020"/>
-          <w:sz w:val="16"/>
-          <w:lang w:val="de-DE"/>
+        <w:t xml:space="preserve">  |  | Uptime   | | </w:t>
+      </w:r>
+      <w:proofErr w:type="spellStart"/>
+      <w:r>
+        <w:rPr>
+          <w:rFonts w:ascii="Courier New" w:hAnsi="Courier New"/>
+          <w:color w:val="202020"/>
+          <w:sz w:val="16"/>
+        </w:rPr>
+        <w:t>Distanz</w:t>
+      </w:r>
+      <w:proofErr w:type="spellEnd"/>
+      <w:r>
+        <w:rPr>
+          <w:rFonts w:ascii="Courier New" w:hAnsi="Courier New"/>
+          <w:color w:val="202020"/>
+          <w:sz w:val="16"/>
+        </w:rPr>
+        <w:t xml:space="preserve">  | | Batterie |            |</w:t>
+      </w:r>
+      <w:r>
+        <w:rPr>
+          <w:rFonts w:ascii="Courier New" w:hAnsi="Courier New"/>
+          <w:color w:val="202020"/>
+          <w:sz w:val="16"/>
         </w:rPr>
         <w:br/>
         <w:t xml:space="preserve">  |  | 00:12:34 | | 42.5 cm  | | 12.54V   |            |</w:t>
@@ -16939,7 +18225,6 @@
           <w:rFonts w:ascii="Courier New" w:hAnsi="Courier New"/>
           <w:color w:val="202020"/>
           <w:sz w:val="16"/>
-          <w:lang w:val="de-DE"/>
         </w:rPr>
         <w:br/>
         <w:t xml:space="preserve">  |  +----------+ +----------+ +----------+            |</w:t>
@@ -16949,7 +18234,6 @@
           <w:rFonts w:ascii="Courier New" w:hAnsi="Courier New"/>
           <w:color w:val="202020"/>
           <w:sz w:val="16"/>
-          <w:lang w:val="de-DE"/>
         </w:rPr>
         <w:br/>
         <w:t xml:space="preserve">  |                                                    |</w:t>
@@ -16959,7 +18243,6 @@
           <w:rFonts w:ascii="Courier New" w:hAnsi="Courier New"/>
           <w:color w:val="202020"/>
           <w:sz w:val="16"/>
-          <w:lang w:val="de-DE"/>
         </w:rPr>
         <w:br/>
         <w:t xml:space="preserve">  |              +------------------+                  |</w:t>
@@ -16969,7 +18252,6 @@
           <w:rFonts w:ascii="Courier New" w:hAnsi="Courier New"/>
           <w:color w:val="202020"/>
           <w:sz w:val="16"/>
-          <w:lang w:val="de-DE"/>
         </w:rPr>
         <w:br/>
         <w:t xml:space="preserve">  |              |  Display         |                  |</w:t>
@@ -16979,7 +18261,6 @@
           <w:rFonts w:ascii="Courier New" w:hAnsi="Courier New"/>
           <w:color w:val="202020"/>
           <w:sz w:val="16"/>
-          <w:lang w:val="de-DE"/>
         </w:rPr>
         <w:br/>
         <w:t xml:space="preserve">  |              |  AN  (</w:t>
@@ -16990,7 +18271,6 @@
           <w:rFonts w:ascii="Courier New" w:hAnsi="Courier New"/>
           <w:color w:val="202020"/>
           <w:sz w:val="16"/>
-          <w:lang w:val="de-DE"/>
         </w:rPr>
         <w:t>gruen</w:t>
       </w:r>
@@ -17000,7 +18280,6 @@
           <w:rFonts w:ascii="Courier New" w:hAnsi="Courier New"/>
           <w:color w:val="202020"/>
           <w:sz w:val="16"/>
-          <w:lang w:val="de-DE"/>
         </w:rPr>
         <w:t>)     |  &lt;-- Status      |</w:t>
       </w:r>
@@ -17009,17 +18288,33 @@
           <w:rFonts w:ascii="Courier New" w:hAnsi="Courier New"/>
           <w:color w:val="202020"/>
           <w:sz w:val="16"/>
-          <w:lang w:val="de-DE"/>
         </w:rPr>
         <w:br/>
-        <w:t xml:space="preserve">  |              |  [ Ausschalten ] |  &lt;-- Button      |</w:t>
-      </w:r>
-      <w:r>
-        <w:rPr>
-          <w:rFonts w:ascii="Courier New" w:hAnsi="Courier New"/>
-          <w:color w:val="202020"/>
-          <w:sz w:val="16"/>
-          <w:lang w:val="de-DE"/>
+        <w:t xml:space="preserve">  |              |  [ </w:t>
+      </w:r>
+      <w:proofErr w:type="spellStart"/>
+      <w:r>
+        <w:rPr>
+          <w:rFonts w:ascii="Courier New" w:hAnsi="Courier New"/>
+          <w:color w:val="202020"/>
+          <w:sz w:val="16"/>
+        </w:rPr>
+        <w:t>Ausschalten</w:t>
+      </w:r>
+      <w:proofErr w:type="spellEnd"/>
+      <w:r>
+        <w:rPr>
+          <w:rFonts w:ascii="Courier New" w:hAnsi="Courier New"/>
+          <w:color w:val="202020"/>
+          <w:sz w:val="16"/>
+        </w:rPr>
+        <w:t xml:space="preserve"> ] |  &lt;-- Button      |</w:t>
+      </w:r>
+      <w:r>
+        <w:rPr>
+          <w:rFonts w:ascii="Courier New" w:hAnsi="Courier New"/>
+          <w:color w:val="202020"/>
+          <w:sz w:val="16"/>
         </w:rPr>
         <w:br/>
         <w:t xml:space="preserve">  |              +------------------+                  |</w:t>
@@ -17029,7 +18324,6 @@
           <w:rFonts w:ascii="Courier New" w:hAnsi="Courier New"/>
           <w:color w:val="202020"/>
           <w:sz w:val="16"/>
-          <w:lang w:val="de-DE"/>
         </w:rPr>
         <w:br/>
         <w:t xml:space="preserve">  +----------------------------------------------------+</w:t>
@@ -17039,7 +18333,6 @@
           <w:rFonts w:ascii="Courier New" w:hAnsi="Courier New"/>
           <w:color w:val="202020"/>
           <w:sz w:val="16"/>
-          <w:lang w:val="de-DE"/>
         </w:rPr>
         <w:br/>
       </w:r>
@@ -17048,17 +18341,33 @@
           <w:rFonts w:ascii="Courier New" w:hAnsi="Courier New"/>
           <w:color w:val="202020"/>
           <w:sz w:val="16"/>
-          <w:lang w:val="de-DE"/>
         </w:rPr>
         <w:br/>
-        <w:t xml:space="preserve">  Nach Klick "Ausschalten":</w:t>
-      </w:r>
-      <w:r>
-        <w:rPr>
-          <w:rFonts w:ascii="Courier New" w:hAnsi="Courier New"/>
-          <w:color w:val="202020"/>
-          <w:sz w:val="16"/>
-          <w:lang w:val="de-DE"/>
+        <w:t xml:space="preserve">  Nach Klick "</w:t>
+      </w:r>
+      <w:proofErr w:type="spellStart"/>
+      <w:r>
+        <w:rPr>
+          <w:rFonts w:ascii="Courier New" w:hAnsi="Courier New"/>
+          <w:color w:val="202020"/>
+          <w:sz w:val="16"/>
+        </w:rPr>
+        <w:t>Ausschalten</w:t>
+      </w:r>
+      <w:proofErr w:type="spellEnd"/>
+      <w:r>
+        <w:rPr>
+          <w:rFonts w:ascii="Courier New" w:hAnsi="Courier New"/>
+          <w:color w:val="202020"/>
+          <w:sz w:val="16"/>
+        </w:rPr>
+        <w:t>":</w:t>
+      </w:r>
+      <w:r>
+        <w:rPr>
+          <w:rFonts w:ascii="Courier New" w:hAnsi="Courier New"/>
+          <w:color w:val="202020"/>
+          <w:sz w:val="16"/>
         </w:rPr>
         <w:br/>
       </w:r>
@@ -17067,7 +18376,6 @@
           <w:rFonts w:ascii="Courier New" w:hAnsi="Courier New"/>
           <w:color w:val="202020"/>
           <w:sz w:val="16"/>
-          <w:lang w:val="de-DE"/>
         </w:rPr>
         <w:lastRenderedPageBreak/>
         <w:t xml:space="preserve">  |              |  AUS (rot)       |</w:t>
@@ -17077,10 +18385,9 @@
           <w:rFonts w:ascii="Courier New" w:hAnsi="Courier New"/>
           <w:color w:val="202020"/>
           <w:sz w:val="16"/>
-          <w:lang w:val="de-DE"/>
         </w:rPr>
         <w:br/>
-        <w:t xml:space="preserve">  |              |  [ Einschalten ] |  &lt;-- Button </w:t>
+        <w:t xml:space="preserve">  |              |  [ </w:t>
       </w:r>
       <w:proofErr w:type="spellStart"/>
       <w:r>
@@ -17088,19 +18395,30 @@
           <w:rFonts w:ascii="Courier New" w:hAnsi="Courier New"/>
           <w:color w:val="202020"/>
           <w:sz w:val="16"/>
-          <w:lang w:val="de-DE"/>
+        </w:rPr>
+        <w:t>Einschalten</w:t>
+      </w:r>
+      <w:proofErr w:type="spellEnd"/>
+      <w:r>
+        <w:rPr>
+          <w:rFonts w:ascii="Courier New" w:hAnsi="Courier New"/>
+          <w:color w:val="202020"/>
+          <w:sz w:val="16"/>
+        </w:rPr>
+        <w:t xml:space="preserve"> ] |  &lt;-- Button </w:t>
+      </w:r>
+      <w:proofErr w:type="spellStart"/>
+      <w:r>
+        <w:rPr>
+          <w:rFonts w:ascii="Courier New" w:hAnsi="Courier New"/>
+          <w:color w:val="202020"/>
+          <w:sz w:val="16"/>
         </w:rPr>
         <w:t>gruen</w:t>
       </w:r>
       <w:proofErr w:type="spellEnd"/>
     </w:p>
-    <w:p>
-      <w:pPr>
-        <w:rPr>
-          <w:lang w:val="de-DE"/>
-        </w:rPr>
-      </w:pPr>
-    </w:p>
+    <w:p/>
     <w:p>
       <w:pPr>
         <w:pStyle w:val="berschrift2"/>
@@ -18230,7 +19548,6 @@
   <w:style w:type="character" w:default="1" w:styleId="Absatz-Standardschriftart">
     <w:name w:val="Default Paragraph Font"/>
     <w:uiPriority w:val="1"/>
-    <w:semiHidden/>
     <w:unhideWhenUsed/>
   </w:style>
   <w:style w:type="table" w:default="1" w:styleId="NormaleTabelle">
